--- a/Rodrigo/React Java/Rodrigo Fernandez.docx
+++ b/Rodrigo/React Java/Rodrigo Fernandez.docx
@@ -2282,7 +2282,15 @@
         <w:rPr>
           <w:szCs w:val="24"/>
         </w:rPr>
-        <w:t>Worked with senior developers on REST-style endpoints, SQL queries, and template rendering, gaining practical understanding of how frontend behavior depends on backend contracts.</w:t>
+        <w:t>Worked with senior developers on REST-style endpoints, SQL queries, and te</w:t>
+      </w:r>
+      <w:bookmarkStart w:id="0" w:name="_GoBack"/>
+      <w:bookmarkEnd w:id="0"/>
+      <w:r>
+        <w:rPr>
+          <w:szCs w:val="24"/>
+        </w:rPr>
+        <w:t>mplate rendering, gaining practical understanding of how frontend behavior depends on backend contracts.</w:t>
       </w:r>
     </w:p>
     <w:p>
@@ -2398,7 +2406,7 @@
         <w:pStyle w:val="ListParagraph"/>
         <w:numPr>
           <w:ilvl w:val="0"/>
-          <w:numId w:val="19"/>
+          <w:numId w:val="20"/>
         </w:numPr>
         <w:spacing w:before="100" w:beforeAutospacing="1" w:after="100" w:afterAutospacing="1"/>
         <w:jc w:val="both"/>
@@ -2410,7 +2418,7 @@
         <w:rPr>
           <w:szCs w:val="24"/>
         </w:rPr>
-        <w:t xml:space="preserve">Supported internal engineering tools using </w:t>
+        <w:t xml:space="preserve">Contributed to internal engineering utilities using </w:t>
       </w:r>
       <w:r>
         <w:rPr>
@@ -2432,27 +2440,13 @@
           <w:bCs/>
           <w:szCs w:val="24"/>
         </w:rPr>
-        <w:t>.NET Framework 4.0–4.5</w:t>
-      </w:r>
-      <w:r>
-        <w:rPr>
-          <w:szCs w:val="24"/>
-        </w:rPr>
-        <w:t xml:space="preserve">, </w:t>
-      </w:r>
-      <w:r>
-        <w:rPr>
-          <w:b/>
-          <w:bCs/>
-          <w:szCs w:val="24"/>
-        </w:rPr>
-        <w:t>ASP.NET MVC 3–4</w:t>
-      </w:r>
-      <w:r>
-        <w:rPr>
-          <w:szCs w:val="24"/>
-        </w:rPr>
-        <w:t>, JavaScript, jQuery, and SQL Server, gaining practical experience in enterprise software quality and structured development workflows.</w:t>
+        <w:t>ASP.NET MVC 4</w:t>
+      </w:r>
+      <w:r>
+        <w:rPr>
+          <w:szCs w:val="24"/>
+        </w:rPr>
+        <w:t>, JavaScript, and SQL Server patterns while learning enterprise development standards from senior engineers.</w:t>
       </w:r>
     </w:p>
     <w:p>
@@ -2460,7 +2454,7 @@
         <w:pStyle w:val="ListParagraph"/>
         <w:numPr>
           <w:ilvl w:val="0"/>
-          <w:numId w:val="19"/>
+          <w:numId w:val="20"/>
         </w:numPr>
         <w:spacing w:before="100" w:beforeAutospacing="1" w:after="100" w:afterAutospacing="1"/>
         <w:jc w:val="both"/>
@@ -2472,7 +2466,7 @@
         <w:rPr>
           <w:szCs w:val="24"/>
         </w:rPr>
-        <w:t>Assisted senior engineers with debugging UI defects, validation issues, and data-handling problems, documenting root causes clearly so fixes could be reviewed and released with lower regression risk.</w:t>
+        <w:t>Assisted with bug reproduction, log review, and small feature fixes for dashboard pages, improving reliability of internal tools used by technical support teams.</w:t>
       </w:r>
     </w:p>
     <w:p>
@@ -2480,7 +2474,7 @@
         <w:pStyle w:val="ListParagraph"/>
         <w:numPr>
           <w:ilvl w:val="0"/>
-          <w:numId w:val="19"/>
+          <w:numId w:val="20"/>
         </w:numPr>
         <w:spacing w:before="100" w:beforeAutospacing="1" w:after="100" w:afterAutospacing="1"/>
         <w:jc w:val="both"/>
@@ -2492,7 +2486,7 @@
         <w:rPr>
           <w:szCs w:val="24"/>
         </w:rPr>
-        <w:t>Built small internal web modules for tracking records, reviewing status changes, and improving team visibility, applying clean HTML, CSS, JavaScript, and backend integration patterns.</w:t>
+        <w:t>Implemented minor UI updates and backend validation improvements under code review, gaining practical experience with accessibility, maintainability, and secure coding expectations.</w:t>
       </w:r>
     </w:p>
     <w:p>
@@ -2500,7 +2494,7 @@
         <w:pStyle w:val="ListParagraph"/>
         <w:numPr>
           <w:ilvl w:val="0"/>
-          <w:numId w:val="19"/>
+          <w:numId w:val="20"/>
         </w:numPr>
         <w:spacing w:before="100" w:beforeAutospacing="1" w:after="100" w:afterAutospacing="1"/>
         <w:jc w:val="both"/>
@@ -2512,41 +2506,7 @@
         <w:rPr>
           <w:szCs w:val="24"/>
         </w:rPr>
-        <w:t>Resolved early-stage bugs related to inconsistent form validation and SQL query results by reproducing issues locally, checking logs, and working with mentors to apply safer input-handling rules.</w:t>
-      </w:r>
-    </w:p>
-    <w:p>
-      <w:pPr>
-        <w:pStyle w:val="ListParagraph"/>
-        <w:numPr>
-          <w:ilvl w:val="0"/>
-          <w:numId w:val="19"/>
-        </w:numPr>
-        <w:spacing w:before="100" w:beforeAutospacing="1" w:after="100" w:afterAutospacing="1"/>
-        <w:jc w:val="both"/>
-        <w:rPr>
-          <w:szCs w:val="24"/>
-        </w:rPr>
-      </w:pPr>
-      <w:r>
-        <w:rPr>
-          <w:szCs w:val="24"/>
-        </w:rPr>
-        <w:t xml:space="preserve">Learned professional engineering practices around code reviews, source control, test cases, documentation, and release discipline, which later became the foundation for stronger </w:t>
-      </w:r>
-      <w:r>
-        <w:rPr>
-          <w:b/>
-          <w:bCs/>
-          <w:szCs w:val="24"/>
-        </w:rPr>
-        <w:t>React.js</w:t>
-      </w:r>
-      <w:r>
-        <w:rPr>
-          <w:szCs w:val="24"/>
-        </w:rPr>
-        <w:t xml:space="preserve"> and full-stack delivery.</w:t>
+        <w:t>Prepared documentation for setup steps, known issues, and troubleshooting paths so future interns and team members could onboard more smoothly to internal applications.</w:t>
       </w:r>
     </w:p>
     <w:p>
@@ -2637,8 +2597,6 @@
         </w:rPr>
         <w:t>)</w:t>
       </w:r>
-      <w:bookmarkStart w:id="0" w:name="_GoBack"/>
-      <w:bookmarkEnd w:id="0"/>
     </w:p>
     <w:sectPr>
       <w:pgSz w:w="12240" w:h="15840"/>
@@ -3331,6 +3289,119 @@
     </w:lvl>
   </w:abstractNum>
   <w:abstractNum w:abstractNumId="6">
+    <w:nsid w:val="3D367DED"/>
+    <w:multiLevelType w:val="hybridMultilevel"/>
+    <w:tmpl w:val="A87E7CB6"/>
+    <w:lvl w:ilvl="0" w:tplc="04090001">
+      <w:start w:val="1"/>
+      <w:numFmt w:val="bullet"/>
+      <w:lvlText w:val=""/>
+      <w:lvlJc w:val="left"/>
+      <w:pPr>
+        <w:ind w:left="360" w:hanging="360"/>
+      </w:pPr>
+      <w:rPr>
+        <w:rFonts w:ascii="Symbol" w:hAnsi="Symbol" w:hint="default"/>
+      </w:rPr>
+    </w:lvl>
+    <w:lvl w:ilvl="1" w:tplc="04090003" w:tentative="1">
+      <w:start w:val="1"/>
+      <w:numFmt w:val="bullet"/>
+      <w:lvlText w:val="o"/>
+      <w:lvlJc w:val="left"/>
+      <w:pPr>
+        <w:ind w:left="1080" w:hanging="360"/>
+      </w:pPr>
+      <w:rPr>
+        <w:rFonts w:ascii="Courier New" w:hAnsi="Courier New" w:cs="Courier New" w:hint="default"/>
+      </w:rPr>
+    </w:lvl>
+    <w:lvl w:ilvl="2" w:tplc="04090005" w:tentative="1">
+      <w:start w:val="1"/>
+      <w:numFmt w:val="bullet"/>
+      <w:lvlText w:val=""/>
+      <w:lvlJc w:val="left"/>
+      <w:pPr>
+        <w:ind w:left="1800" w:hanging="360"/>
+      </w:pPr>
+      <w:rPr>
+        <w:rFonts w:ascii="Wingdings" w:hAnsi="Wingdings" w:hint="default"/>
+      </w:rPr>
+    </w:lvl>
+    <w:lvl w:ilvl="3" w:tplc="04090001" w:tentative="1">
+      <w:start w:val="1"/>
+      <w:numFmt w:val="bullet"/>
+      <w:lvlText w:val=""/>
+      <w:lvlJc w:val="left"/>
+      <w:pPr>
+        <w:ind w:left="2520" w:hanging="360"/>
+      </w:pPr>
+      <w:rPr>
+        <w:rFonts w:ascii="Symbol" w:hAnsi="Symbol" w:hint="default"/>
+      </w:rPr>
+    </w:lvl>
+    <w:lvl w:ilvl="4" w:tplc="04090003" w:tentative="1">
+      <w:start w:val="1"/>
+      <w:numFmt w:val="bullet"/>
+      <w:lvlText w:val="o"/>
+      <w:lvlJc w:val="left"/>
+      <w:pPr>
+        <w:ind w:left="3240" w:hanging="360"/>
+      </w:pPr>
+      <w:rPr>
+        <w:rFonts w:ascii="Courier New" w:hAnsi="Courier New" w:cs="Courier New" w:hint="default"/>
+      </w:rPr>
+    </w:lvl>
+    <w:lvl w:ilvl="5" w:tplc="04090005" w:tentative="1">
+      <w:start w:val="1"/>
+      <w:numFmt w:val="bullet"/>
+      <w:lvlText w:val=""/>
+      <w:lvlJc w:val="left"/>
+      <w:pPr>
+        <w:ind w:left="3960" w:hanging="360"/>
+      </w:pPr>
+      <w:rPr>
+        <w:rFonts w:ascii="Wingdings" w:hAnsi="Wingdings" w:hint="default"/>
+      </w:rPr>
+    </w:lvl>
+    <w:lvl w:ilvl="6" w:tplc="04090001" w:tentative="1">
+      <w:start w:val="1"/>
+      <w:numFmt w:val="bullet"/>
+      <w:lvlText w:val=""/>
+      <w:lvlJc w:val="left"/>
+      <w:pPr>
+        <w:ind w:left="4680" w:hanging="360"/>
+      </w:pPr>
+      <w:rPr>
+        <w:rFonts w:ascii="Symbol" w:hAnsi="Symbol" w:hint="default"/>
+      </w:rPr>
+    </w:lvl>
+    <w:lvl w:ilvl="7" w:tplc="04090003" w:tentative="1">
+      <w:start w:val="1"/>
+      <w:numFmt w:val="bullet"/>
+      <w:lvlText w:val="o"/>
+      <w:lvlJc w:val="left"/>
+      <w:pPr>
+        <w:ind w:left="5400" w:hanging="360"/>
+      </w:pPr>
+      <w:rPr>
+        <w:rFonts w:ascii="Courier New" w:hAnsi="Courier New" w:cs="Courier New" w:hint="default"/>
+      </w:rPr>
+    </w:lvl>
+    <w:lvl w:ilvl="8" w:tplc="04090005" w:tentative="1">
+      <w:start w:val="1"/>
+      <w:numFmt w:val="bullet"/>
+      <w:lvlText w:val=""/>
+      <w:lvlJc w:val="left"/>
+      <w:pPr>
+        <w:ind w:left="6120" w:hanging="360"/>
+      </w:pPr>
+      <w:rPr>
+        <w:rFonts w:ascii="Wingdings" w:hAnsi="Wingdings" w:hint="default"/>
+      </w:rPr>
+    </w:lvl>
+  </w:abstractNum>
+  <w:abstractNum w:abstractNumId="7">
     <w:nsid w:val="3FA022AE"/>
     <w:multiLevelType w:val="hybridMultilevel"/>
     <w:tmpl w:val="27E83168"/>
@@ -3443,7 +3514,7 @@
       </w:rPr>
     </w:lvl>
   </w:abstractNum>
-  <w:abstractNum w:abstractNumId="7">
+  <w:abstractNum w:abstractNumId="8">
     <w:nsid w:val="45FC2407"/>
     <w:multiLevelType w:val="hybridMultilevel"/>
     <w:tmpl w:val="B58AEA5A"/>
@@ -3557,7 +3628,7 @@
       </w:rPr>
     </w:lvl>
   </w:abstractNum>
-  <w:abstractNum w:abstractNumId="8">
+  <w:abstractNum w:abstractNumId="9">
     <w:nsid w:val="564F6FD0"/>
     <w:multiLevelType w:val="hybridMultilevel"/>
     <w:tmpl w:val="A364B766"/>
@@ -3670,7 +3741,7 @@
       </w:rPr>
     </w:lvl>
   </w:abstractNum>
-  <w:abstractNum w:abstractNumId="9">
+  <w:abstractNum w:abstractNumId="10">
     <w:nsid w:val="5FA03DC3"/>
     <w:multiLevelType w:val="hybridMultilevel"/>
     <w:tmpl w:val="6AD4A6C2"/>
@@ -3783,7 +3854,7 @@
       </w:rPr>
     </w:lvl>
   </w:abstractNum>
-  <w:abstractNum w:abstractNumId="10">
+  <w:abstractNum w:abstractNumId="11">
     <w:nsid w:val="60E046BA"/>
     <w:multiLevelType w:val="hybridMultilevel"/>
     <w:tmpl w:val="42529D7C"/>
@@ -3896,7 +3967,7 @@
       </w:rPr>
     </w:lvl>
   </w:abstractNum>
-  <w:abstractNum w:abstractNumId="11">
+  <w:abstractNum w:abstractNumId="12">
     <w:nsid w:val="6A50425C"/>
     <w:multiLevelType w:val="hybridMultilevel"/>
     <w:tmpl w:val="EE5281B0"/>
@@ -4009,7 +4080,7 @@
       </w:rPr>
     </w:lvl>
   </w:abstractNum>
-  <w:abstractNum w:abstractNumId="12">
+  <w:abstractNum w:abstractNumId="13">
     <w:nsid w:val="6BB300E2"/>
     <w:multiLevelType w:val="hybridMultilevel"/>
     <w:tmpl w:val="0C6AA49E"/>
@@ -4122,7 +4193,7 @@
       </w:rPr>
     </w:lvl>
   </w:abstractNum>
-  <w:abstractNum w:abstractNumId="13">
+  <w:abstractNum w:abstractNumId="14">
     <w:nsid w:val="6C34686A"/>
     <w:multiLevelType w:val="hybridMultilevel"/>
     <w:tmpl w:val="DEC61218"/>
@@ -4235,7 +4306,7 @@
       </w:rPr>
     </w:lvl>
   </w:abstractNum>
-  <w:abstractNum w:abstractNumId="14">
+  <w:abstractNum w:abstractNumId="15">
     <w:nsid w:val="70634E35"/>
     <w:multiLevelType w:val="hybridMultilevel"/>
     <w:tmpl w:val="032E34EA"/>
@@ -4348,7 +4419,7 @@
       </w:rPr>
     </w:lvl>
   </w:abstractNum>
-  <w:abstractNum w:abstractNumId="15">
+  <w:abstractNum w:abstractNumId="16">
     <w:nsid w:val="7285350B"/>
     <w:multiLevelType w:val="hybridMultilevel"/>
     <w:tmpl w:val="5CA82284"/>
@@ -4461,7 +4532,7 @@
       </w:rPr>
     </w:lvl>
   </w:abstractNum>
-  <w:abstractNum w:abstractNumId="16">
+  <w:abstractNum w:abstractNumId="17">
     <w:nsid w:val="74675B2C"/>
     <w:multiLevelType w:val="hybridMultilevel"/>
     <w:tmpl w:val="CA4A17F6"/>
@@ -4574,7 +4645,7 @@
       </w:rPr>
     </w:lvl>
   </w:abstractNum>
-  <w:abstractNum w:abstractNumId="17">
+  <w:abstractNum w:abstractNumId="18">
     <w:nsid w:val="7A2F30BB"/>
     <w:multiLevelType w:val="hybridMultilevel"/>
     <w:tmpl w:val="733085D4"/>
@@ -4687,7 +4758,7 @@
       </w:rPr>
     </w:lvl>
   </w:abstractNum>
-  <w:abstractNum w:abstractNumId="18">
+  <w:abstractNum w:abstractNumId="19">
     <w:nsid w:val="7FE72477"/>
     <w:multiLevelType w:val="hybridMultilevel"/>
     <w:tmpl w:val="BDC6FB42"/>
@@ -4800,13 +4871,13 @@
     </w:lvl>
   </w:abstractNum>
   <w:num w:numId="1">
-    <w:abstractNumId w:val="7"/>
+    <w:abstractNumId w:val="8"/>
   </w:num>
   <w:num w:numId="2">
-    <w:abstractNumId w:val="18"/>
+    <w:abstractNumId w:val="19"/>
   </w:num>
   <w:num w:numId="3">
-    <w:abstractNumId w:val="9"/>
+    <w:abstractNumId w:val="10"/>
   </w:num>
   <w:num w:numId="4">
     <w:abstractNumId w:val="0"/>
@@ -4815,46 +4886,49 @@
     <w:abstractNumId w:val="2"/>
   </w:num>
   <w:num w:numId="6">
-    <w:abstractNumId w:val="10"/>
+    <w:abstractNumId w:val="11"/>
   </w:num>
   <w:num w:numId="7">
     <w:abstractNumId w:val="1"/>
   </w:num>
   <w:num w:numId="8">
+    <w:abstractNumId w:val="13"/>
+  </w:num>
+  <w:num w:numId="9">
     <w:abstractNumId w:val="12"/>
   </w:num>
-  <w:num w:numId="9">
-    <w:abstractNumId w:val="11"/>
-  </w:num>
   <w:num w:numId="10">
-    <w:abstractNumId w:val="14"/>
+    <w:abstractNumId w:val="15"/>
   </w:num>
   <w:num w:numId="11">
-    <w:abstractNumId w:val="16"/>
+    <w:abstractNumId w:val="17"/>
   </w:num>
   <w:num w:numId="12">
-    <w:abstractNumId w:val="17"/>
+    <w:abstractNumId w:val="18"/>
   </w:num>
   <w:num w:numId="13">
-    <w:abstractNumId w:val="8"/>
+    <w:abstractNumId w:val="9"/>
   </w:num>
   <w:num w:numId="14">
     <w:abstractNumId w:val="3"/>
   </w:num>
   <w:num w:numId="15">
-    <w:abstractNumId w:val="13"/>
+    <w:abstractNumId w:val="14"/>
   </w:num>
   <w:num w:numId="16">
-    <w:abstractNumId w:val="6"/>
+    <w:abstractNumId w:val="7"/>
   </w:num>
   <w:num w:numId="17">
     <w:abstractNumId w:val="5"/>
   </w:num>
   <w:num w:numId="18">
-    <w:abstractNumId w:val="15"/>
+    <w:abstractNumId w:val="16"/>
   </w:num>
   <w:num w:numId="19">
     <w:abstractNumId w:val="4"/>
+  </w:num>
+  <w:num w:numId="20">
+    <w:abstractNumId w:val="6"/>
   </w:num>
 </w:numbering>
 </file>

--- a/Rodrigo/React Java/Rodrigo Fernandez.docx
+++ b/Rodrigo/React Java/Rodrigo Fernandez.docx
@@ -80,7 +80,15 @@
           <w:bCs/>
           <w:szCs w:val="24"/>
         </w:rPr>
-        <w:t>Senior React.js/ Next.js Frontend</w:t>
+        <w:t xml:space="preserve">Senior React.js/ </w:t>
+      </w:r>
+      <w:r>
+        <w:rPr>
+          <w:b/>
+          <w:bCs/>
+          <w:szCs w:val="24"/>
+        </w:rPr>
+        <w:t>Java (Spring Boot) Full Stack</w:t>
       </w:r>
       <w:r>
         <w:rPr>
@@ -175,124 +183,74 @@
         </w:rPr>
       </w:pPr>
       <w:r>
-        <w:t xml:space="preserve">Senior Full Stack Engineer with 12+ years of experience delivering scalable SaaS, </w:t>
+        <w:t xml:space="preserve">Senior Full Stack Engineer specialized in </w:t>
+      </w:r>
+      <w:r>
+        <w:rPr>
+          <w:rStyle w:val="Strong"/>
+        </w:rPr>
+        <w:t>React 16.x–18.x</w:t>
+      </w:r>
+      <w:r>
+        <w:t xml:space="preserve">, </w:t>
+      </w:r>
+      <w:r>
+        <w:rPr>
+          <w:rStyle w:val="Strong"/>
+        </w:rPr>
+        <w:t>Java 8–17</w:t>
+      </w:r>
+      <w:r>
+        <w:t xml:space="preserve">, and </w:t>
+      </w:r>
+      <w:r>
+        <w:rPr>
+          <w:rStyle w:val="Strong"/>
+        </w:rPr>
+        <w:t>Spring Boot 2.x–3.x</w:t>
+      </w:r>
+      <w:r>
+        <w:t xml:space="preserve">, with strong experience across </w:t>
+      </w:r>
+      <w:r>
+        <w:rPr>
+          <w:rStyle w:val="Strong"/>
+        </w:rPr>
+        <w:t xml:space="preserve">cloud infrastructure, SaaS, </w:t>
       </w:r>
       <w:proofErr w:type="spellStart"/>
       <w:r>
+        <w:rPr>
+          <w:rStyle w:val="Strong"/>
+        </w:rPr>
         <w:t>eCommerce</w:t>
       </w:r>
       <w:proofErr w:type="spellEnd"/>
       <w:r>
-        <w:t xml:space="preserve">, cloud, and enterprise platforms using </w:t>
-      </w:r>
-      <w:r>
         <w:rPr>
           <w:rStyle w:val="Strong"/>
         </w:rPr>
-        <w:t>React.js 16-18</w:t>
-      </w:r>
-      <w:r>
-        <w:t xml:space="preserve">, </w:t>
-      </w:r>
+        <w:t xml:space="preserve">, and </w:t>
+      </w:r>
+      <w:proofErr w:type="spellStart"/>
       <w:r>
         <w:rPr>
           <w:rStyle w:val="Strong"/>
         </w:rPr>
-        <w:t>Node.js 12-20</w:t>
-      </w:r>
-      <w:r>
-        <w:t xml:space="preserve">, </w:t>
-      </w:r>
-      <w:proofErr w:type="spellStart"/>
-      <w:r>
-        <w:rPr>
-          <w:rStyle w:val="Strong"/>
-        </w:rPr>
-        <w:t>TypeScript</w:t>
+        <w:t>fintech</w:t>
       </w:r>
       <w:proofErr w:type="spellEnd"/>
       <w:r>
-        <w:rPr>
-          <w:rStyle w:val="Strong"/>
-        </w:rPr>
-        <w:t xml:space="preserve"> 4-5</w:t>
-      </w:r>
-      <w:r>
-        <w:t xml:space="preserve">, and </w:t>
-      </w:r>
-      <w:r>
-        <w:rPr>
-          <w:rStyle w:val="Strong"/>
-        </w:rPr>
-        <w:t>Next.js 12-14</w:t>
-      </w:r>
-      <w:r>
-        <w:t xml:space="preserve">. </w:t>
+        <w:t xml:space="preserve"> platforms. </w:t>
       </w:r>
       <w:proofErr w:type="gramStart"/>
       <w:r>
-        <w:t xml:space="preserve">Strong background building high-traffic REST APIs, modern UI systems, </w:t>
-      </w:r>
-      <w:proofErr w:type="spellStart"/>
-      <w:r>
-        <w:t>microservices</w:t>
-      </w:r>
-      <w:proofErr w:type="spellEnd"/>
-      <w:r>
-        <w:t xml:space="preserve">, and real-time applications across </w:t>
-      </w:r>
-      <w:proofErr w:type="spellStart"/>
-      <w:r>
-        <w:t>fintech</w:t>
-      </w:r>
-      <w:proofErr w:type="spellEnd"/>
-      <w:r>
-        <w:t>, healthcare, logistics, and B2B products.</w:t>
+        <w:t>Proven record building secure customer portals, billing workflows, analytics dashboards, and high-volume REST APIs while improving performance, release stability, and developer productivity.</w:t>
       </w:r>
       <w:proofErr w:type="gramEnd"/>
       <w:r>
-        <w:t xml:space="preserve"> </w:t>
-      </w:r>
-      <w:proofErr w:type="gramStart"/>
-      <w:r>
-        <w:t xml:space="preserve">Proven success modernizing legacy JavaScript stacks, reducing production incidents by </w:t>
-      </w:r>
-      <w:r>
-        <w:rPr>
-          <w:rStyle w:val="Strong"/>
-        </w:rPr>
-        <w:t>45%</w:t>
-      </w:r>
-      <w:r>
-        <w:t xml:space="preserve">, and improving release speed by </w:t>
-      </w:r>
-      <w:r>
-        <w:rPr>
-          <w:rStyle w:val="Strong"/>
-        </w:rPr>
-        <w:t>60%</w:t>
-      </w:r>
-      <w:r>
-        <w:t xml:space="preserve"> through CI/CD automation.</w:t>
-      </w:r>
-      <w:proofErr w:type="gramEnd"/>
-      <w:r>
-        <w:t xml:space="preserve"> Skilled in AWS cloud architecture, database tuning, performance optimization, testing strategy, and secure software delivery. </w:t>
-      </w:r>
-      <w:proofErr w:type="gramStart"/>
-      <w:r>
-        <w:t xml:space="preserve">Certified in </w:t>
-      </w:r>
-      <w:r>
-        <w:rPr>
-          <w:rStyle w:val="Strong"/>
-        </w:rPr>
-        <w:t>AWS Solutions Architect</w:t>
-      </w:r>
-      <w:r>
-        <w:t xml:space="preserve"> and Agile delivery practices.</w:t>
-      </w:r>
-      <w:proofErr w:type="gramEnd"/>
+        <w:t xml:space="preserve"> Skilled at migrating legacy front ends to modern React, upgrading Java services safely, resolving production bugs, and designing reusable UI/API patterns that reduced defects, accelerated delivery, strengthened observability, and supported scalable product growth for enterprise teams.</w:t>
+      </w:r>
     </w:p>
     <w:p>
       <w:pPr>
@@ -327,7 +285,7 @@
         <w:pStyle w:val="ListParagraph"/>
         <w:numPr>
           <w:ilvl w:val="0"/>
-          <w:numId w:val="15"/>
+          <w:numId w:val="21"/>
         </w:numPr>
         <w:spacing w:before="100" w:beforeAutospacing="1" w:after="100" w:afterAutospacing="1"/>
         <w:jc w:val="both"/>
@@ -355,33 +313,17 @@
           <w:bCs/>
           <w:szCs w:val="24"/>
         </w:rPr>
-        <w:t>React.js 16–18</w:t>
-      </w:r>
-      <w:r>
-        <w:rPr>
-          <w:szCs w:val="24"/>
-        </w:rPr>
-        <w:t xml:space="preserve">, </w:t>
-      </w:r>
-      <w:r>
-        <w:rPr>
-          <w:b/>
-          <w:bCs/>
-          <w:szCs w:val="24"/>
-        </w:rPr>
-        <w:t>Next.js 12–14</w:t>
-      </w:r>
-      <w:r>
-        <w:rPr>
-          <w:szCs w:val="24"/>
-        </w:rPr>
-        <w:t xml:space="preserve">, </w:t>
+        <w:t>React 16.x–18.x</w:t>
+      </w:r>
+      <w:r>
+        <w:rPr>
+          <w:szCs w:val="24"/>
+        </w:rPr>
+        <w:t xml:space="preserve">, Redux Toolkit, React Router, </w:t>
       </w:r>
       <w:proofErr w:type="spellStart"/>
       <w:r>
         <w:rPr>
-          <w:b/>
-          <w:bCs/>
           <w:szCs w:val="24"/>
         </w:rPr>
         <w:t>TypeScript</w:t>
@@ -389,17 +331,9 @@
       <w:proofErr w:type="spellEnd"/>
       <w:r>
         <w:rPr>
-          <w:b/>
-          <w:bCs/>
-          <w:szCs w:val="24"/>
-        </w:rPr>
-        <w:t xml:space="preserve"> 4–5</w:t>
-      </w:r>
-      <w:r>
-        <w:rPr>
-          <w:szCs w:val="24"/>
-        </w:rPr>
-        <w:t>, JavaScript ES6+, Redux Toolkit, React Query, React Router, Context API, Hooks, HTML5, CSS3, Sass, CSS Modules, Tailwind CSS, Material UI</w:t>
+          <w:szCs w:val="24"/>
+        </w:rPr>
+        <w:t>, JavaScript ES6+, HTML5, CSS3, SCSS, Material UI, Bootstrap, Jest, React Testing Library, Cypress</w:t>
       </w:r>
     </w:p>
     <w:p>
@@ -407,7 +341,7 @@
         <w:pStyle w:val="ListParagraph"/>
         <w:numPr>
           <w:ilvl w:val="0"/>
-          <w:numId w:val="15"/>
+          <w:numId w:val="21"/>
         </w:numPr>
         <w:spacing w:before="100" w:beforeAutospacing="1" w:after="100" w:afterAutospacing="1"/>
         <w:jc w:val="both"/>
@@ -421,7 +355,7 @@
           <w:bCs/>
           <w:szCs w:val="24"/>
         </w:rPr>
-        <w:t>Backend &amp; API:</w:t>
+        <w:t>Backend:</w:t>
       </w:r>
       <w:r>
         <w:rPr>
@@ -435,49 +369,71 @@
           <w:bCs/>
           <w:szCs w:val="24"/>
         </w:rPr>
-        <w:t>Node.js 14–20</w:t>
-      </w:r>
-      <w:r>
-        <w:rPr>
-          <w:szCs w:val="24"/>
-        </w:rPr>
-        <w:t xml:space="preserve">, Express.js, REST APIs, </w:t>
+        <w:t>Java 8–17</w:t>
+      </w:r>
+      <w:r>
+        <w:rPr>
+          <w:szCs w:val="24"/>
+        </w:rPr>
+        <w:t xml:space="preserve">, </w:t>
+      </w:r>
+      <w:r>
+        <w:rPr>
+          <w:b/>
+          <w:bCs/>
+          <w:szCs w:val="24"/>
+        </w:rPr>
+        <w:t>Spring Boot 2.x–3.x</w:t>
+      </w:r>
+      <w:r>
+        <w:rPr>
+          <w:szCs w:val="24"/>
+        </w:rPr>
+        <w:t xml:space="preserve">, Spring MVC, Spring Security, Spring Data JPA, Hibernate, REST APIs, </w:t>
       </w:r>
       <w:proofErr w:type="spellStart"/>
       <w:r>
         <w:rPr>
           <w:szCs w:val="24"/>
         </w:rPr>
-        <w:t>GraphQL</w:t>
+        <w:t>Microservices</w:t>
       </w:r>
       <w:proofErr w:type="spellEnd"/>
       <w:r>
         <w:rPr>
           <w:szCs w:val="24"/>
         </w:rPr>
-        <w:t xml:space="preserve">, </w:t>
+        <w:t xml:space="preserve">, Maven, </w:t>
       </w:r>
       <w:proofErr w:type="spellStart"/>
       <w:r>
         <w:rPr>
           <w:szCs w:val="24"/>
         </w:rPr>
-        <w:t>WebSocket</w:t>
+        <w:t>Gradle</w:t>
       </w:r>
       <w:proofErr w:type="spellEnd"/>
       <w:r>
         <w:rPr>
           <w:szCs w:val="24"/>
         </w:rPr>
-        <w:t>, JWT, OAuth2, OpenID Connect, API versioning, pagination, validation, error handling</w:t>
-      </w:r>
+        <w:t xml:space="preserve">, JUnit, </w:t>
+      </w:r>
+      <w:proofErr w:type="spellStart"/>
+      <w:r>
+        <w:rPr>
+          <w:szCs w:val="24"/>
+        </w:rPr>
+        <w:t>Mockito</w:t>
+      </w:r>
+      <w:proofErr w:type="spellEnd"/>
     </w:p>
     <w:p>
       <w:pPr>
         <w:pStyle w:val="ListParagraph"/>
         <w:numPr>
           <w:ilvl w:val="0"/>
-          <w:numId w:val="15"/>
+          <w:numId w:val="21"/>
         </w:numPr>
         <w:spacing w:before="100" w:beforeAutospacing="1" w:after="100" w:afterAutospacing="1"/>
         <w:jc w:val="both"/>
@@ -491,41 +447,27 @@
           <w:bCs/>
           <w:szCs w:val="24"/>
         </w:rPr>
-        <w:t>Testing &amp; Quality:</w:t>
-      </w:r>
-      <w:r>
-        <w:rPr>
-          <w:szCs w:val="24"/>
-        </w:rPr>
-        <w:t xml:space="preserve"> Jest, React Testing Library, Cypress, Playwright, Storybook, </w:t>
+        <w:t>Database:</w:t>
+      </w:r>
+      <w:r>
+        <w:rPr>
+          <w:szCs w:val="24"/>
+        </w:rPr>
+        <w:t xml:space="preserve"> PostgreSQL, MySQL, Oracle, MongoDB, </w:t>
       </w:r>
       <w:proofErr w:type="spellStart"/>
       <w:r>
         <w:rPr>
           <w:szCs w:val="24"/>
         </w:rPr>
-        <w:t>ESLint</w:t>
+        <w:t>Redis</w:t>
       </w:r>
       <w:proofErr w:type="spellEnd"/>
       <w:r>
         <w:rPr>
           <w:szCs w:val="24"/>
         </w:rPr>
-        <w:t xml:space="preserve">, Prettier, </w:t>
-      </w:r>
-      <w:proofErr w:type="spellStart"/>
-      <w:r>
-        <w:rPr>
-          <w:szCs w:val="24"/>
-        </w:rPr>
-        <w:t>SonarQube</w:t>
-      </w:r>
-      <w:proofErr w:type="spellEnd"/>
-      <w:r>
-        <w:rPr>
-          <w:szCs w:val="24"/>
-        </w:rPr>
-        <w:t>, accessibility testing, cross-browser testing</w:t>
+        <w:t>, SQL tuning, indexing, query optimization, schema migration</w:t>
       </w:r>
     </w:p>
     <w:p>
@@ -533,7 +475,7 @@
         <w:pStyle w:val="ListParagraph"/>
         <w:numPr>
           <w:ilvl w:val="0"/>
-          <w:numId w:val="15"/>
+          <w:numId w:val="21"/>
         </w:numPr>
         <w:spacing w:before="100" w:beforeAutospacing="1" w:after="100" w:afterAutospacing="1"/>
         <w:jc w:val="both"/>
@@ -553,13 +495,27 @@
         <w:rPr>
           <w:szCs w:val="24"/>
         </w:rPr>
-        <w:t xml:space="preserve"> AWS, Azure, Docker, Kubernetes, Nginx, GitHub Actions, </w:t>
+        <w:t xml:space="preserve"> AWS EC2, S3, RDS, Lambda, </w:t>
       </w:r>
       <w:proofErr w:type="spellStart"/>
       <w:r>
         <w:rPr>
           <w:szCs w:val="24"/>
         </w:rPr>
+        <w:t>CloudWatch</w:t>
+      </w:r>
+      <w:proofErr w:type="spellEnd"/>
+      <w:r>
+        <w:rPr>
+          <w:szCs w:val="24"/>
+        </w:rPr>
+        <w:t xml:space="preserve">, Docker, Kubernetes, Jenkins, GitHub Actions, </w:t>
+      </w:r>
+      <w:proofErr w:type="spellStart"/>
+      <w:r>
+        <w:rPr>
+          <w:szCs w:val="24"/>
+        </w:rPr>
         <w:t>GitLab</w:t>
       </w:r>
       <w:proofErr w:type="spellEnd"/>
@@ -567,21 +523,7 @@
         <w:rPr>
           <w:szCs w:val="24"/>
         </w:rPr>
-        <w:t xml:space="preserve"> CI, Jenkins, Terraform, </w:t>
-      </w:r>
-      <w:proofErr w:type="spellStart"/>
-      <w:r>
-        <w:rPr>
-          <w:szCs w:val="24"/>
-        </w:rPr>
-        <w:t>CloudFront</w:t>
-      </w:r>
-      <w:proofErr w:type="spellEnd"/>
-      <w:r>
-        <w:rPr>
-          <w:szCs w:val="24"/>
-        </w:rPr>
-        <w:t>, S3, Lambda, ECS, RDS</w:t>
+        <w:t xml:space="preserve"> CI, Terraform, Linux</w:t>
       </w:r>
     </w:p>
     <w:p>
@@ -589,7 +531,7 @@
         <w:pStyle w:val="ListParagraph"/>
         <w:numPr>
           <w:ilvl w:val="0"/>
-          <w:numId w:val="15"/>
+          <w:numId w:val="21"/>
         </w:numPr>
         <w:spacing w:before="100" w:beforeAutospacing="1" w:after="100" w:afterAutospacing="1"/>
         <w:jc w:val="both"/>
@@ -603,26 +545,82 @@
           <w:bCs/>
           <w:szCs w:val="24"/>
         </w:rPr>
-        <w:t>Databases &amp; Tools:</w:t>
-      </w:r>
-      <w:r>
-        <w:rPr>
-          <w:szCs w:val="24"/>
-        </w:rPr>
-        <w:t xml:space="preserve"> PostgreSQL, MySQL, MongoDB, </w:t>
+        <w:t>Architecture:</w:t>
+      </w:r>
+      <w:r>
+        <w:rPr>
+          <w:szCs w:val="24"/>
+        </w:rPr>
+        <w:t xml:space="preserve"> </w:t>
       </w:r>
       <w:proofErr w:type="spellStart"/>
       <w:r>
         <w:rPr>
           <w:szCs w:val="24"/>
         </w:rPr>
-        <w:t>Redis</w:t>
+        <w:t>Microservices</w:t>
       </w:r>
       <w:proofErr w:type="spellEnd"/>
       <w:r>
         <w:rPr>
           <w:szCs w:val="24"/>
         </w:rPr>
+        <w:t>, MVC, RESTful architecture, event-driven workflows, authentication, role-based access control, reusable component design</w:t>
+      </w:r>
+    </w:p>
+    <w:p>
+      <w:pPr>
+        <w:pStyle w:val="ListParagraph"/>
+        <w:numPr>
+          <w:ilvl w:val="0"/>
+          <w:numId w:val="21"/>
+        </w:numPr>
+        <w:spacing w:before="100" w:beforeAutospacing="1" w:after="100" w:afterAutospacing="1"/>
+        <w:jc w:val="both"/>
+        <w:rPr>
+          <w:szCs w:val="24"/>
+        </w:rPr>
+      </w:pPr>
+      <w:r>
+        <w:rPr>
+          <w:b/>
+          <w:bCs/>
+          <w:szCs w:val="24"/>
+        </w:rPr>
+        <w:t>Tools:</w:t>
+      </w:r>
+      <w:r>
+        <w:rPr>
+          <w:szCs w:val="24"/>
+        </w:rPr>
+        <w:t xml:space="preserve"> </w:t>
+      </w:r>
+      <w:proofErr w:type="spellStart"/>
+      <w:r>
+        <w:rPr>
+          <w:szCs w:val="24"/>
+        </w:rPr>
+        <w:t>Git</w:t>
+      </w:r>
+      <w:proofErr w:type="spellEnd"/>
+      <w:r>
+        <w:rPr>
+          <w:szCs w:val="24"/>
+        </w:rPr>
+        <w:t>, Jira, Confluence, Postman, Swagger/</w:t>
+      </w:r>
+      <w:proofErr w:type="spellStart"/>
+      <w:r>
+        <w:rPr>
+          <w:szCs w:val="24"/>
+        </w:rPr>
+        <w:t>OpenAPI</w:t>
+      </w:r>
+      <w:proofErr w:type="spellEnd"/>
+      <w:r>
+        <w:rPr>
+          <w:szCs w:val="24"/>
+        </w:rPr>
         <w:t xml:space="preserve">, </w:t>
       </w:r>
       <w:proofErr w:type="spellStart"/>
@@ -630,65 +628,29 @@
         <w:rPr>
           <w:szCs w:val="24"/>
         </w:rPr>
-        <w:t>Elasticsearch</w:t>
+        <w:t>SonarQube</w:t>
       </w:r>
       <w:proofErr w:type="spellEnd"/>
       <w:r>
         <w:rPr>
           <w:szCs w:val="24"/>
         </w:rPr>
-        <w:t xml:space="preserve">, </w:t>
+        <w:t xml:space="preserve">, IntelliJ IDEA, VS Code, </w:t>
       </w:r>
       <w:proofErr w:type="spellStart"/>
       <w:r>
         <w:rPr>
           <w:szCs w:val="24"/>
         </w:rPr>
-        <w:t>Git</w:t>
+        <w:t>Figma</w:t>
       </w:r>
       <w:proofErr w:type="spellEnd"/>
       <w:r>
         <w:rPr>
           <w:szCs w:val="24"/>
         </w:rPr>
-        <w:t xml:space="preserve">, Jira, Confluence, </w:t>
-      </w:r>
-      <w:proofErr w:type="spellStart"/>
-      <w:r>
-        <w:rPr>
-          <w:szCs w:val="24"/>
-        </w:rPr>
-        <w:t>Figma</w:t>
-      </w:r>
-      <w:proofErr w:type="spellEnd"/>
-      <w:r>
-        <w:rPr>
-          <w:szCs w:val="24"/>
-        </w:rPr>
-        <w:t xml:space="preserve">, </w:t>
-      </w:r>
-      <w:proofErr w:type="spellStart"/>
-      <w:r>
-        <w:rPr>
-          <w:szCs w:val="24"/>
-        </w:rPr>
-        <w:t>Datadog</w:t>
-      </w:r>
-      <w:proofErr w:type="spellEnd"/>
-      <w:r>
-        <w:rPr>
-          <w:szCs w:val="24"/>
-        </w:rPr>
-        <w:t xml:space="preserve">, Sentry, Prometheus, </w:t>
-      </w:r>
-      <w:proofErr w:type="spellStart"/>
-      <w:r>
-        <w:rPr>
-          <w:szCs w:val="24"/>
-        </w:rPr>
-        <w:t>Grafana</w:t>
-      </w:r>
-      <w:proofErr w:type="spellEnd"/>
+        <w:t xml:space="preserve"> collaboration</w:t>
+      </w:r>
     </w:p>
     <w:p>
       <w:pPr>
@@ -774,397 +736,465 @@
     </w:p>
     <w:p>
       <w:pPr>
+        <w:pStyle w:val="ListParagraph"/>
         <w:numPr>
           <w:ilvl w:val="0"/>
-          <w:numId w:val="9"/>
+          <w:numId w:val="22"/>
         </w:numPr>
         <w:spacing w:before="100" w:beforeAutospacing="1" w:after="100" w:afterAutospacing="1"/>
-        <w:rPr>
-          <w:szCs w:val="24"/>
-        </w:rPr>
-      </w:pPr>
-      <w:r>
-        <w:rPr>
-          <w:szCs w:val="24"/>
-        </w:rPr>
-        <w:t xml:space="preserve">Led modernization of a large enterprise customer portal from legacy </w:t>
-      </w:r>
-      <w:r>
-        <w:rPr>
-          <w:b/>
-          <w:bCs/>
-          <w:szCs w:val="24"/>
-        </w:rPr>
-        <w:t>React.js 16</w:t>
-      </w:r>
-      <w:r>
-        <w:rPr>
-          <w:szCs w:val="24"/>
-        </w:rPr>
-        <w:t xml:space="preserve"> class components to </w:t>
-      </w:r>
-      <w:r>
-        <w:rPr>
-          <w:b/>
-          <w:bCs/>
-          <w:szCs w:val="24"/>
-        </w:rPr>
-        <w:t>React.js 18</w:t>
-      </w:r>
-      <w:r>
-        <w:rPr>
-          <w:szCs w:val="24"/>
-        </w:rPr>
-        <w:t xml:space="preserve"> hooks and functional patterns, reducing duplicated UI logic and improving developer delivery speed by </w:t>
-      </w:r>
-      <w:r>
-        <w:rPr>
-          <w:b/>
-          <w:bCs/>
-          <w:szCs w:val="24"/>
-        </w:rPr>
-        <w:t>32%</w:t>
-      </w:r>
-      <w:r>
-        <w:rPr>
-          <w:szCs w:val="24"/>
-        </w:rPr>
-        <w:t>.</w:t>
+        <w:jc w:val="both"/>
+        <w:rPr>
+          <w:szCs w:val="24"/>
+        </w:rPr>
+      </w:pPr>
+      <w:r>
+        <w:rPr>
+          <w:szCs w:val="24"/>
+        </w:rPr>
+        <w:t xml:space="preserve">Built enterprise cloud customer portals with </w:t>
+      </w:r>
+      <w:r>
+        <w:rPr>
+          <w:b/>
+          <w:bCs/>
+          <w:szCs w:val="24"/>
+        </w:rPr>
+        <w:t>React 18.x</w:t>
+      </w:r>
+      <w:r>
+        <w:rPr>
+          <w:szCs w:val="24"/>
+        </w:rPr>
+        <w:t xml:space="preserve">, </w:t>
+      </w:r>
+      <w:proofErr w:type="spellStart"/>
+      <w:r>
+        <w:rPr>
+          <w:b/>
+          <w:bCs/>
+          <w:szCs w:val="24"/>
+        </w:rPr>
+        <w:t>TypeScript</w:t>
+      </w:r>
+      <w:proofErr w:type="spellEnd"/>
+      <w:r>
+        <w:rPr>
+          <w:szCs w:val="24"/>
+        </w:rPr>
+        <w:t xml:space="preserve">, </w:t>
+      </w:r>
+      <w:r>
+        <w:rPr>
+          <w:b/>
+          <w:bCs/>
+          <w:szCs w:val="24"/>
+        </w:rPr>
+        <w:t>Java 17</w:t>
+      </w:r>
+      <w:r>
+        <w:rPr>
+          <w:szCs w:val="24"/>
+        </w:rPr>
+        <w:t xml:space="preserve">, and </w:t>
+      </w:r>
+      <w:r>
+        <w:rPr>
+          <w:b/>
+          <w:bCs/>
+          <w:szCs w:val="24"/>
+        </w:rPr>
+        <w:t>Spring Boot 3.x</w:t>
+      </w:r>
+      <w:r>
+        <w:rPr>
+          <w:szCs w:val="24"/>
+        </w:rPr>
+        <w:t xml:space="preserve">, improving provisioning workflow completion speed by </w:t>
+      </w:r>
+      <w:r>
+        <w:rPr>
+          <w:b/>
+          <w:bCs/>
+          <w:szCs w:val="24"/>
+        </w:rPr>
+        <w:t>34%</w:t>
+      </w:r>
+      <w:r>
+        <w:rPr>
+          <w:szCs w:val="24"/>
+        </w:rPr>
+        <w:t xml:space="preserve"> through reusable forms and cleaner API contracts.</w:t>
       </w:r>
     </w:p>
     <w:p>
       <w:pPr>
+        <w:pStyle w:val="ListParagraph"/>
         <w:numPr>
           <w:ilvl w:val="0"/>
-          <w:numId w:val="9"/>
+          <w:numId w:val="22"/>
         </w:numPr>
         <w:spacing w:before="100" w:beforeAutospacing="1" w:after="100" w:afterAutospacing="1"/>
-        <w:rPr>
-          <w:szCs w:val="24"/>
-        </w:rPr>
-      </w:pPr>
-      <w:r>
-        <w:rPr>
-          <w:szCs w:val="24"/>
-        </w:rPr>
-        <w:t xml:space="preserve">Built reusable </w:t>
-      </w:r>
-      <w:proofErr w:type="spellStart"/>
-      <w:r>
-        <w:rPr>
-          <w:b/>
-          <w:bCs/>
-          <w:szCs w:val="24"/>
-        </w:rPr>
-        <w:t>TypeScript</w:t>
-      </w:r>
-      <w:proofErr w:type="spellEnd"/>
-      <w:r>
-        <w:rPr>
-          <w:b/>
-          <w:bCs/>
-          <w:szCs w:val="24"/>
-        </w:rPr>
-        <w:t xml:space="preserve"> 4–5</w:t>
-      </w:r>
-      <w:r>
-        <w:rPr>
-          <w:szCs w:val="24"/>
-        </w:rPr>
-        <w:t xml:space="preserve"> component libraries with Storybook, accessibility rules, and design-token alignment, helping product teams ship consistent dashboards across billing, support, and infrastructure modules.</w:t>
+        <w:jc w:val="both"/>
+        <w:rPr>
+          <w:szCs w:val="24"/>
+        </w:rPr>
+      </w:pPr>
+      <w:r>
+        <w:rPr>
+          <w:szCs w:val="24"/>
+        </w:rPr>
+        <w:t xml:space="preserve">Migrated legacy class-based React modules into </w:t>
+      </w:r>
+      <w:r>
+        <w:rPr>
+          <w:b/>
+          <w:bCs/>
+          <w:szCs w:val="24"/>
+        </w:rPr>
+        <w:t>functional components</w:t>
+      </w:r>
+      <w:r>
+        <w:rPr>
+          <w:szCs w:val="24"/>
+        </w:rPr>
+        <w:t xml:space="preserve">, hooks, and Redux Toolkit slices, reducing duplicated UI logic by </w:t>
+      </w:r>
+      <w:r>
+        <w:rPr>
+          <w:b/>
+          <w:bCs/>
+          <w:szCs w:val="24"/>
+        </w:rPr>
+        <w:t>41%</w:t>
+      </w:r>
+      <w:r>
+        <w:rPr>
+          <w:szCs w:val="24"/>
+        </w:rPr>
+        <w:t xml:space="preserve"> while keeping production releases stable.</w:t>
       </w:r>
     </w:p>
     <w:p>
       <w:pPr>
+        <w:pStyle w:val="ListParagraph"/>
         <w:numPr>
           <w:ilvl w:val="0"/>
-          <w:numId w:val="9"/>
+          <w:numId w:val="22"/>
         </w:numPr>
         <w:spacing w:before="100" w:beforeAutospacing="1" w:after="100" w:afterAutospacing="1"/>
-        <w:rPr>
-          <w:szCs w:val="24"/>
-        </w:rPr>
-      </w:pPr>
-      <w:r>
-        <w:rPr>
-          <w:szCs w:val="24"/>
-        </w:rPr>
-        <w:t xml:space="preserve">Migrated critical routing and state flows from older Redux patterns into </w:t>
-      </w:r>
-      <w:r>
-        <w:rPr>
-          <w:b/>
-          <w:bCs/>
-          <w:szCs w:val="24"/>
-        </w:rPr>
-        <w:t>Redux Toolkit</w:t>
-      </w:r>
-      <w:r>
-        <w:rPr>
-          <w:szCs w:val="24"/>
-        </w:rPr>
-        <w:t xml:space="preserve"> and React Query, removing stale cache bugs that previously caused incorrect account status rendering in production.</w:t>
+        <w:jc w:val="both"/>
+        <w:rPr>
+          <w:szCs w:val="24"/>
+        </w:rPr>
+      </w:pPr>
+      <w:r>
+        <w:rPr>
+          <w:szCs w:val="24"/>
+        </w:rPr>
+        <w:t xml:space="preserve">Designed secure </w:t>
+      </w:r>
+      <w:r>
+        <w:rPr>
+          <w:b/>
+          <w:bCs/>
+          <w:szCs w:val="24"/>
+        </w:rPr>
+        <w:t>Spring Security 6.x</w:t>
+      </w:r>
+      <w:r>
+        <w:rPr>
+          <w:szCs w:val="24"/>
+        </w:rPr>
+        <w:t xml:space="preserve"> authentication flows with role-based access control, JWT validation, and audit logging for billing, support, and infrastructure management users.</w:t>
       </w:r>
     </w:p>
     <w:p>
       <w:pPr>
+        <w:pStyle w:val="ListParagraph"/>
         <w:numPr>
           <w:ilvl w:val="0"/>
-          <w:numId w:val="9"/>
+          <w:numId w:val="22"/>
         </w:numPr>
         <w:spacing w:before="100" w:beforeAutospacing="1" w:after="100" w:afterAutospacing="1"/>
-        <w:rPr>
-          <w:szCs w:val="24"/>
-        </w:rPr>
-      </w:pPr>
-      <w:r>
-        <w:rPr>
-          <w:szCs w:val="24"/>
-        </w:rPr>
-        <w:t xml:space="preserve">Resolved a high-impact memory leak caused by uncleaned </w:t>
-      </w:r>
-      <w:proofErr w:type="spellStart"/>
-      <w:r>
-        <w:rPr>
-          <w:szCs w:val="24"/>
-        </w:rPr>
-        <w:t>WebSocket</w:t>
-      </w:r>
-      <w:proofErr w:type="spellEnd"/>
-      <w:r>
-        <w:rPr>
-          <w:szCs w:val="24"/>
-        </w:rPr>
-        <w:t xml:space="preserve"> subscriptions in live infrastructure status screens, cutting browser crashes by </w:t>
-      </w:r>
-      <w:r>
-        <w:rPr>
-          <w:b/>
-          <w:bCs/>
-          <w:szCs w:val="24"/>
-        </w:rPr>
-        <w:t>41%</w:t>
-      </w:r>
-      <w:r>
-        <w:rPr>
-          <w:szCs w:val="24"/>
-        </w:rPr>
-        <w:t xml:space="preserve"> during long admin sessions.</w:t>
+        <w:jc w:val="both"/>
+        <w:rPr>
+          <w:szCs w:val="24"/>
+        </w:rPr>
+      </w:pPr>
+      <w:r>
+        <w:rPr>
+          <w:szCs w:val="24"/>
+        </w:rPr>
+        <w:t>Resolved a recurring production issue where stale React cache state displayed outdated subscription data, fixing it with invalidation rules and API response versioning.</w:t>
       </w:r>
     </w:p>
     <w:p>
       <w:pPr>
+        <w:pStyle w:val="ListParagraph"/>
         <w:numPr>
           <w:ilvl w:val="0"/>
-          <w:numId w:val="9"/>
+          <w:numId w:val="22"/>
         </w:numPr>
         <w:spacing w:before="100" w:beforeAutospacing="1" w:after="100" w:afterAutospacing="1"/>
-        <w:rPr>
-          <w:szCs w:val="24"/>
-        </w:rPr>
-      </w:pPr>
-      <w:r>
-        <w:rPr>
-          <w:szCs w:val="24"/>
-        </w:rPr>
-        <w:t>Implemented role-based UI permissions with JWT claims, OAuth2 flows, and backend-driven feature flags, reducing unauthorized action defects and improving audit readiness for enterprise customers.</w:t>
+        <w:jc w:val="both"/>
+        <w:rPr>
+          <w:szCs w:val="24"/>
+        </w:rPr>
+      </w:pPr>
+      <w:r>
+        <w:rPr>
+          <w:szCs w:val="24"/>
+        </w:rPr>
+        <w:t xml:space="preserve">Upgraded Java services from </w:t>
+      </w:r>
+      <w:r>
+        <w:rPr>
+          <w:b/>
+          <w:bCs/>
+          <w:szCs w:val="24"/>
+        </w:rPr>
+        <w:t>Java 11</w:t>
+      </w:r>
+      <w:r>
+        <w:rPr>
+          <w:szCs w:val="24"/>
+        </w:rPr>
+        <w:t xml:space="preserve"> to </w:t>
+      </w:r>
+      <w:r>
+        <w:rPr>
+          <w:b/>
+          <w:bCs/>
+          <w:szCs w:val="24"/>
+        </w:rPr>
+        <w:t>Java 17</w:t>
+      </w:r>
+      <w:r>
+        <w:rPr>
+          <w:szCs w:val="24"/>
+        </w:rPr>
+        <w:t xml:space="preserve"> and Spring Boot from </w:t>
+      </w:r>
+      <w:r>
+        <w:rPr>
+          <w:b/>
+          <w:bCs/>
+          <w:szCs w:val="24"/>
+        </w:rPr>
+        <w:t>2.x</w:t>
+      </w:r>
+      <w:r>
+        <w:rPr>
+          <w:szCs w:val="24"/>
+        </w:rPr>
+        <w:t xml:space="preserve"> to </w:t>
+      </w:r>
+      <w:r>
+        <w:rPr>
+          <w:b/>
+          <w:bCs/>
+          <w:szCs w:val="24"/>
+        </w:rPr>
+        <w:t>3.x</w:t>
+      </w:r>
+      <w:r>
+        <w:rPr>
+          <w:szCs w:val="24"/>
+        </w:rPr>
+        <w:t xml:space="preserve">, replacing deprecated security configuration and improving startup time by </w:t>
+      </w:r>
+      <w:r>
+        <w:rPr>
+          <w:b/>
+          <w:bCs/>
+          <w:szCs w:val="24"/>
+        </w:rPr>
+        <w:t>22%</w:t>
+      </w:r>
+      <w:r>
+        <w:rPr>
+          <w:szCs w:val="24"/>
+        </w:rPr>
+        <w:t>.</w:t>
       </w:r>
     </w:p>
     <w:p>
       <w:pPr>
+        <w:pStyle w:val="ListParagraph"/>
         <w:numPr>
           <w:ilvl w:val="0"/>
-          <w:numId w:val="9"/>
+          <w:numId w:val="22"/>
         </w:numPr>
         <w:spacing w:before="100" w:beforeAutospacing="1" w:after="100" w:afterAutospacing="1"/>
-        <w:rPr>
-          <w:szCs w:val="24"/>
-        </w:rPr>
-      </w:pPr>
-      <w:r>
-        <w:rPr>
-          <w:szCs w:val="24"/>
-        </w:rPr>
-        <w:t xml:space="preserve">Optimized React rendering with </w:t>
-      </w:r>
-      <w:proofErr w:type="spellStart"/>
-      <w:r>
-        <w:rPr>
-          <w:szCs w:val="24"/>
-        </w:rPr>
-        <w:t>memoization</w:t>
-      </w:r>
-      <w:proofErr w:type="spellEnd"/>
-      <w:r>
-        <w:rPr>
-          <w:szCs w:val="24"/>
-        </w:rPr>
-        <w:t xml:space="preserve">, lazy loading, code splitting, and bundle analysis, improving Largest </w:t>
-      </w:r>
-      <w:proofErr w:type="spellStart"/>
-      <w:r>
-        <w:rPr>
-          <w:szCs w:val="24"/>
-        </w:rPr>
-        <w:t>Contentful</w:t>
-      </w:r>
-      <w:proofErr w:type="spellEnd"/>
-      <w:r>
-        <w:rPr>
-          <w:szCs w:val="24"/>
-        </w:rPr>
-        <w:t xml:space="preserve"> Paint by </w:t>
-      </w:r>
-      <w:r>
-        <w:rPr>
-          <w:b/>
-          <w:bCs/>
-          <w:szCs w:val="24"/>
-        </w:rPr>
-        <w:t>36%</w:t>
-      </w:r>
-      <w:r>
-        <w:rPr>
-          <w:szCs w:val="24"/>
-        </w:rPr>
-        <w:t xml:space="preserve"> on high-traffic dashboard pages.</w:t>
+        <w:jc w:val="both"/>
+        <w:rPr>
+          <w:szCs w:val="24"/>
+        </w:rPr>
+      </w:pPr>
+      <w:r>
+        <w:rPr>
+          <w:szCs w:val="24"/>
+        </w:rPr>
+        <w:t xml:space="preserve">Implemented customer usage dashboards with React charts, REST aggregation endpoints, and PostgreSQL query tuning, helping operations teams reduce manual reporting work by </w:t>
+      </w:r>
+      <w:r>
+        <w:rPr>
+          <w:b/>
+          <w:bCs/>
+          <w:szCs w:val="24"/>
+        </w:rPr>
+        <w:t>38%</w:t>
+      </w:r>
+      <w:r>
+        <w:rPr>
+          <w:szCs w:val="24"/>
+        </w:rPr>
+        <w:t>.</w:t>
       </w:r>
     </w:p>
     <w:p>
       <w:pPr>
+        <w:pStyle w:val="ListParagraph"/>
         <w:numPr>
           <w:ilvl w:val="0"/>
-          <w:numId w:val="9"/>
+          <w:numId w:val="22"/>
         </w:numPr>
         <w:spacing w:before="100" w:beforeAutospacing="1" w:after="100" w:afterAutospacing="1"/>
-        <w:rPr>
-          <w:szCs w:val="24"/>
-        </w:rPr>
-      </w:pPr>
-      <w:r>
-        <w:rPr>
-          <w:szCs w:val="24"/>
-        </w:rPr>
-        <w:t>Created complex data-grid experiences for usage reports, invoices, alerts, and account history using server-side pagination, column virtualization, export workflows, and resilient empty-state handling.</w:t>
+        <w:jc w:val="both"/>
+        <w:rPr>
+          <w:szCs w:val="24"/>
+        </w:rPr>
+      </w:pPr>
+      <w:r>
+        <w:rPr>
+          <w:szCs w:val="24"/>
+        </w:rPr>
+        <w:lastRenderedPageBreak/>
+        <w:t xml:space="preserve">Refactored slow billing APIs by adding database indexes, DTO projections, and pagination, reducing average response latency from multi-second delays to </w:t>
+      </w:r>
+      <w:proofErr w:type="gramStart"/>
+      <w:r>
+        <w:rPr>
+          <w:szCs w:val="24"/>
+        </w:rPr>
+        <w:t>under</w:t>
+      </w:r>
+      <w:proofErr w:type="gramEnd"/>
+      <w:r>
+        <w:rPr>
+          <w:szCs w:val="24"/>
+        </w:rPr>
+        <w:t xml:space="preserve"> one second.</w:t>
       </w:r>
     </w:p>
     <w:p>
       <w:pPr>
+        <w:pStyle w:val="ListParagraph"/>
         <w:numPr>
           <w:ilvl w:val="0"/>
-          <w:numId w:val="9"/>
+          <w:numId w:val="22"/>
         </w:numPr>
         <w:spacing w:before="100" w:beforeAutospacing="1" w:after="100" w:afterAutospacing="1"/>
-        <w:rPr>
-          <w:szCs w:val="24"/>
-        </w:rPr>
-      </w:pPr>
-      <w:r>
-        <w:rPr>
-          <w:szCs w:val="24"/>
-        </w:rPr>
-        <w:lastRenderedPageBreak/>
-        <w:t xml:space="preserve">Integrated React applications with </w:t>
-      </w:r>
-      <w:r>
-        <w:rPr>
-          <w:b/>
-          <w:bCs/>
-          <w:szCs w:val="24"/>
-        </w:rPr>
-        <w:t>Node.js 14–20</w:t>
-      </w:r>
-      <w:r>
-        <w:rPr>
-          <w:szCs w:val="24"/>
-        </w:rPr>
-        <w:t xml:space="preserve"> REST APIs and </w:t>
-      </w:r>
-      <w:proofErr w:type="spellStart"/>
-      <w:r>
-        <w:rPr>
-          <w:szCs w:val="24"/>
-        </w:rPr>
-        <w:t>GraphQL</w:t>
-      </w:r>
-      <w:proofErr w:type="spellEnd"/>
-      <w:r>
-        <w:rPr>
-          <w:szCs w:val="24"/>
-        </w:rPr>
-        <w:t xml:space="preserve"> endpoints, standardizing error contracts so frontend screens could handle validation, timeout, and permission failures cleanly.</w:t>
+        <w:jc w:val="both"/>
+        <w:rPr>
+          <w:szCs w:val="24"/>
+        </w:rPr>
+      </w:pPr>
+      <w:r>
+        <w:rPr>
+          <w:szCs w:val="24"/>
+        </w:rPr>
+        <w:t>Created shared React component libraries for tables, filters, modals, and validation patterns, improving UI consistency across internal tools and customer-facing applications.</w:t>
       </w:r>
     </w:p>
     <w:p>
       <w:pPr>
+        <w:pStyle w:val="ListParagraph"/>
         <w:numPr>
           <w:ilvl w:val="0"/>
-          <w:numId w:val="9"/>
+          <w:numId w:val="22"/>
         </w:numPr>
         <w:spacing w:before="100" w:beforeAutospacing="1" w:after="100" w:afterAutospacing="1"/>
-        <w:rPr>
-          <w:szCs w:val="24"/>
-        </w:rPr>
-      </w:pPr>
-      <w:r>
-        <w:rPr>
-          <w:szCs w:val="24"/>
-        </w:rPr>
-        <w:t xml:space="preserve">Improved production observability by connecting Sentry, </w:t>
+        <w:jc w:val="both"/>
+        <w:rPr>
+          <w:szCs w:val="24"/>
+        </w:rPr>
+      </w:pPr>
+      <w:r>
+        <w:rPr>
+          <w:szCs w:val="24"/>
+        </w:rPr>
+        <w:t xml:space="preserve">Improved API reliability by adding JUnit, </w:t>
       </w:r>
       <w:proofErr w:type="spellStart"/>
       <w:r>
         <w:rPr>
           <w:szCs w:val="24"/>
         </w:rPr>
-        <w:t>Datadog</w:t>
+        <w:t>Mockito</w:t>
       </w:r>
       <w:proofErr w:type="spellEnd"/>
       <w:r>
         <w:rPr>
           <w:szCs w:val="24"/>
         </w:rPr>
-        <w:t>, and custom frontend metrics, helping the team identify JavaScript runtime errors before they became repeated customer tickets.</w:t>
+        <w:t xml:space="preserve">, integration tests, and contract validation, raising backend test coverage by </w:t>
+      </w:r>
+      <w:r>
+        <w:rPr>
+          <w:b/>
+          <w:bCs/>
+          <w:szCs w:val="24"/>
+        </w:rPr>
+        <w:t>31%</w:t>
+      </w:r>
+      <w:r>
+        <w:rPr>
+          <w:szCs w:val="24"/>
+        </w:rPr>
+        <w:t xml:space="preserve"> across high-risk payment and account modules.</w:t>
       </w:r>
     </w:p>
     <w:p>
       <w:pPr>
+        <w:pStyle w:val="ListParagraph"/>
         <w:numPr>
           <w:ilvl w:val="0"/>
-          <w:numId w:val="9"/>
+          <w:numId w:val="22"/>
         </w:numPr>
         <w:spacing w:before="100" w:beforeAutospacing="1" w:after="100" w:afterAutospacing="1"/>
-        <w:rPr>
-          <w:szCs w:val="24"/>
-        </w:rPr>
-      </w:pPr>
-      <w:r>
-        <w:rPr>
-          <w:szCs w:val="24"/>
-        </w:rPr>
-        <w:t xml:space="preserve">Partnered with DevOps teams to ship React builds through Docker, GitHub Actions, AWS </w:t>
+        <w:jc w:val="both"/>
+        <w:rPr>
+          <w:szCs w:val="24"/>
+        </w:rPr>
+      </w:pPr>
+      <w:r>
+        <w:rPr>
+          <w:szCs w:val="24"/>
+        </w:rPr>
+        <w:t xml:space="preserve">Integrated </w:t>
       </w:r>
       <w:proofErr w:type="spellStart"/>
       <w:r>
         <w:rPr>
           <w:szCs w:val="24"/>
         </w:rPr>
-        <w:t>CloudFront</w:t>
+        <w:t>CloudWatch</w:t>
       </w:r>
       <w:proofErr w:type="spellEnd"/>
       <w:r>
         <w:rPr>
           <w:szCs w:val="24"/>
         </w:rPr>
-        <w:t xml:space="preserve">, and environment-based configuration, reducing deployment rollback risk by </w:t>
-      </w:r>
-      <w:r>
-        <w:rPr>
-          <w:b/>
-          <w:bCs/>
-          <w:szCs w:val="24"/>
-        </w:rPr>
-        <w:t>28%</w:t>
+        <w:t xml:space="preserve"> alerts, structured Java logs, and frontend error tracking to detect failed provisioning jobs faster and shorten incident investigation time by </w:t>
+      </w:r>
+      <w:r>
+        <w:rPr>
+          <w:b/>
+          <w:bCs/>
+          <w:szCs w:val="24"/>
+        </w:rPr>
+        <w:t>27%</w:t>
       </w:r>
       <w:r>
         <w:rPr>
@@ -1175,46 +1205,50 @@
     </w:p>
     <w:p>
       <w:pPr>
+        <w:pStyle w:val="ListParagraph"/>
         <w:numPr>
           <w:ilvl w:val="0"/>
-          <w:numId w:val="9"/>
+          <w:numId w:val="22"/>
         </w:numPr>
         <w:spacing w:before="100" w:beforeAutospacing="1" w:after="100" w:afterAutospacing="1"/>
-        <w:rPr>
-          <w:szCs w:val="24"/>
-        </w:rPr>
-      </w:pPr>
-      <w:r>
-        <w:rPr>
-          <w:szCs w:val="24"/>
-        </w:rPr>
-        <w:t>Introduced Jest, React Testing Library, and Cypress coverage for checkout, billing, and account-management workflows, preventing repeated regression bugs during rapid release cycles.</w:t>
+        <w:jc w:val="both"/>
+        <w:rPr>
+          <w:szCs w:val="24"/>
+        </w:rPr>
+      </w:pPr>
+      <w:r>
+        <w:rPr>
+          <w:szCs w:val="24"/>
+        </w:rPr>
+        <w:t>Partnered with product managers and DevOps engineers to release feature flags, blue-green deployment support, and rollback-safe schema changes for enterprise customers.</w:t>
       </w:r>
     </w:p>
     <w:p>
       <w:pPr>
+        <w:pStyle w:val="ListParagraph"/>
         <w:numPr>
           <w:ilvl w:val="0"/>
-          <w:numId w:val="9"/>
+          <w:numId w:val="22"/>
         </w:numPr>
         <w:spacing w:before="100" w:beforeAutospacing="1" w:after="100" w:afterAutospacing="1"/>
-        <w:rPr>
-          <w:szCs w:val="24"/>
-        </w:rPr>
-      </w:pPr>
-      <w:r>
-        <w:rPr>
-          <w:szCs w:val="24"/>
-        </w:rPr>
-        <w:t xml:space="preserve">Mentored frontend engineers on </w:t>
-      </w:r>
-      <w:r>
-        <w:rPr>
-          <w:b/>
-          <w:bCs/>
-          <w:szCs w:val="24"/>
-        </w:rPr>
-        <w:t>React.js 18</w:t>
+        <w:jc w:val="both"/>
+        <w:rPr>
+          <w:szCs w:val="24"/>
+        </w:rPr>
+      </w:pPr>
+      <w:r>
+        <w:rPr>
+          <w:szCs w:val="24"/>
+        </w:rPr>
+        <w:t xml:space="preserve">Mentored engineers on </w:t>
+      </w:r>
+      <w:r>
+        <w:rPr>
+          <w:b/>
+          <w:bCs/>
+          <w:szCs w:val="24"/>
+        </w:rPr>
+        <w:t>React 18.x</w:t>
       </w:r>
       <w:r>
         <w:rPr>
@@ -1222,19 +1256,19 @@
         </w:rPr>
         <w:t xml:space="preserve">, </w:t>
       </w:r>
-      <w:proofErr w:type="spellStart"/>
-      <w:r>
-        <w:rPr>
-          <w:szCs w:val="24"/>
-        </w:rPr>
-        <w:t>TypeScript</w:t>
-      </w:r>
-      <w:proofErr w:type="spellEnd"/>
-      <w:r>
-        <w:rPr>
-          <w:szCs w:val="24"/>
-        </w:rPr>
-        <w:t xml:space="preserve"> typing strategy, component boundaries, code review discipline, and performance debugging across complex enterprise UI modules.</w:t>
+      <w:r>
+        <w:rPr>
+          <w:b/>
+          <w:bCs/>
+          <w:szCs w:val="24"/>
+        </w:rPr>
+        <w:t>Java 17</w:t>
+      </w:r>
+      <w:r>
+        <w:rPr>
+          <w:szCs w:val="24"/>
+        </w:rPr>
+        <w:t>, Spring Boot design patterns, code review discipline, and performance profiling across frontend and backend services.</w:t>
       </w:r>
     </w:p>
     <w:p>
@@ -1282,10 +1316,9 @@
     </w:p>
     <w:p>
       <w:pPr>
-        <w:pStyle w:val="ListParagraph"/>
         <w:numPr>
           <w:ilvl w:val="0"/>
-          <w:numId w:val="16"/>
+          <w:numId w:val="23"/>
         </w:numPr>
         <w:spacing w:before="100" w:beforeAutospacing="1" w:after="100" w:afterAutospacing="1"/>
         <w:jc w:val="both"/>
@@ -1297,57 +1330,94 @@
         <w:rPr>
           <w:szCs w:val="24"/>
         </w:rPr>
-        <w:t xml:space="preserve">Developed customer-facing SaaS applications with </w:t>
-      </w:r>
-      <w:r>
-        <w:rPr>
-          <w:b/>
-          <w:bCs/>
-          <w:szCs w:val="24"/>
-        </w:rPr>
-        <w:t>React.js 15–16</w:t>
-      </w:r>
-      <w:r>
-        <w:rPr>
-          <w:szCs w:val="24"/>
-        </w:rPr>
-        <w:t xml:space="preserve">, Redux, JavaScript ES6, </w:t>
+        <w:t xml:space="preserve">Developed SaaS and </w:t>
       </w:r>
       <w:proofErr w:type="spellStart"/>
       <w:r>
         <w:rPr>
           <w:szCs w:val="24"/>
         </w:rPr>
-        <w:t>TypeScript</w:t>
+        <w:t>fintech</w:t>
       </w:r>
       <w:proofErr w:type="spellEnd"/>
       <w:r>
         <w:rPr>
           <w:szCs w:val="24"/>
         </w:rPr>
-        <w:t xml:space="preserve"> 2–3, and </w:t>
-      </w:r>
-      <w:proofErr w:type="spellStart"/>
-      <w:r>
-        <w:rPr>
-          <w:szCs w:val="24"/>
-        </w:rPr>
-        <w:t>Webpack</w:t>
-      </w:r>
-      <w:proofErr w:type="spellEnd"/>
-      <w:r>
-        <w:rPr>
-          <w:szCs w:val="24"/>
-        </w:rPr>
-        <w:t>, supporting product teams across logistics, finance, and healthcare clients.</w:t>
+        <w:t xml:space="preserve"> web platforms using </w:t>
+      </w:r>
+      <w:proofErr w:type="gramStart"/>
+      <w:r>
+        <w:rPr>
+          <w:b/>
+          <w:bCs/>
+          <w:szCs w:val="24"/>
+        </w:rPr>
+        <w:t>React</w:t>
+      </w:r>
+      <w:proofErr w:type="gramEnd"/>
+      <w:r>
+        <w:rPr>
+          <w:b/>
+          <w:bCs/>
+          <w:szCs w:val="24"/>
+        </w:rPr>
+        <w:t xml:space="preserve"> 16.x</w:t>
+      </w:r>
+      <w:r>
+        <w:rPr>
+          <w:szCs w:val="24"/>
+        </w:rPr>
+        <w:t xml:space="preserve">, </w:t>
+      </w:r>
+      <w:r>
+        <w:rPr>
+          <w:b/>
+          <w:bCs/>
+          <w:szCs w:val="24"/>
+        </w:rPr>
+        <w:t>Java 8–11</w:t>
+      </w:r>
+      <w:r>
+        <w:rPr>
+          <w:szCs w:val="24"/>
+        </w:rPr>
+        <w:t xml:space="preserve">, </w:t>
+      </w:r>
+      <w:r>
+        <w:rPr>
+          <w:b/>
+          <w:bCs/>
+          <w:szCs w:val="24"/>
+        </w:rPr>
+        <w:t>Spring Boot 2.x</w:t>
+      </w:r>
+      <w:r>
+        <w:rPr>
+          <w:szCs w:val="24"/>
+        </w:rPr>
+        <w:t xml:space="preserve">, </w:t>
+      </w:r>
+      <w:r>
+        <w:rPr>
+          <w:b/>
+          <w:bCs/>
+          <w:szCs w:val="24"/>
+        </w:rPr>
+        <w:t>Spring Security 5.x</w:t>
+      </w:r>
+      <w:r>
+        <w:rPr>
+          <w:szCs w:val="24"/>
+        </w:rPr>
+        <w:t>, PostgreSQL, and REST APIs.</w:t>
       </w:r>
     </w:p>
     <w:p>
       <w:pPr>
-        <w:pStyle w:val="ListParagraph"/>
         <w:numPr>
           <w:ilvl w:val="0"/>
-          <w:numId w:val="16"/>
+          <w:numId w:val="23"/>
         </w:numPr>
         <w:spacing w:before="100" w:beforeAutospacing="1" w:after="100" w:afterAutospacing="1"/>
         <w:jc w:val="both"/>
@@ -1355,27 +1425,32 @@
           <w:szCs w:val="24"/>
         </w:rPr>
       </w:pPr>
-      <w:proofErr w:type="gramStart"/>
-      <w:r>
-        <w:rPr>
-          <w:szCs w:val="24"/>
-        </w:rPr>
-        <w:t>Migrated</w:t>
-      </w:r>
-      <w:proofErr w:type="gramEnd"/>
-      <w:r>
-        <w:rPr>
-          <w:szCs w:val="24"/>
-        </w:rPr>
-        <w:t xml:space="preserve"> several jQuery-heavy screens into maintainable React components, reducing DOM manipulation defects and making complex form behavior easier to test and extend.</w:t>
+      <w:r>
+        <w:rPr>
+          <w:szCs w:val="24"/>
+        </w:rPr>
+        <w:t xml:space="preserve">Built responsive customer onboarding, account management, transaction history, and document workflow screens with </w:t>
+      </w:r>
+      <w:r>
+        <w:rPr>
+          <w:b/>
+          <w:bCs/>
+          <w:szCs w:val="24"/>
+        </w:rPr>
+        <w:t>React 16.x</w:t>
+      </w:r>
+      <w:r>
+        <w:rPr>
+          <w:szCs w:val="24"/>
+        </w:rPr>
+        <w:t>, Redux, and reusable UI components.</w:t>
       </w:r>
     </w:p>
     <w:p>
       <w:pPr>
-        <w:pStyle w:val="ListParagraph"/>
         <w:numPr>
           <w:ilvl w:val="0"/>
-          <w:numId w:val="16"/>
+          <w:numId w:val="23"/>
         </w:numPr>
         <w:spacing w:before="100" w:beforeAutospacing="1" w:after="100" w:afterAutospacing="1"/>
         <w:jc w:val="both"/>
@@ -1387,43 +1462,42 @@
         <w:rPr>
           <w:szCs w:val="24"/>
         </w:rPr>
-        <w:t xml:space="preserve">Built reusable form engines with validation, </w:t>
-      </w:r>
-      <w:proofErr w:type="spellStart"/>
-      <w:r>
-        <w:rPr>
-          <w:szCs w:val="24"/>
-        </w:rPr>
-        <w:t>async</w:t>
-      </w:r>
-      <w:proofErr w:type="spellEnd"/>
-      <w:r>
-        <w:rPr>
-          <w:szCs w:val="24"/>
-        </w:rPr>
-        <w:t xml:space="preserve"> lookups, masked inputs, and conditional business rules, lowering production form-submission errors by </w:t>
-      </w:r>
-      <w:r>
-        <w:rPr>
-          <w:b/>
-          <w:bCs/>
-          <w:szCs w:val="24"/>
-        </w:rPr>
-        <w:t>27%</w:t>
-      </w:r>
-      <w:r>
-        <w:rPr>
-          <w:szCs w:val="24"/>
-        </w:rPr>
-        <w:t xml:space="preserve"> across client onboarding flows.</w:t>
+        <w:t xml:space="preserve">Migrated older JSP and jQuery-heavy modules into </w:t>
+      </w:r>
+      <w:r>
+        <w:rPr>
+          <w:b/>
+          <w:bCs/>
+          <w:szCs w:val="24"/>
+        </w:rPr>
+        <w:t>React 16.x</w:t>
+      </w:r>
+      <w:r>
+        <w:rPr>
+          <w:szCs w:val="24"/>
+        </w:rPr>
+        <w:t xml:space="preserve"> applications, improving maintainability and reducing UI-related support tickets by </w:t>
+      </w:r>
+      <w:r>
+        <w:rPr>
+          <w:b/>
+          <w:bCs/>
+          <w:szCs w:val="24"/>
+        </w:rPr>
+        <w:t>31%</w:t>
+      </w:r>
+      <w:r>
+        <w:rPr>
+          <w:szCs w:val="24"/>
+        </w:rPr>
+        <w:t>.</w:t>
       </w:r>
     </w:p>
     <w:p>
       <w:pPr>
-        <w:pStyle w:val="ListParagraph"/>
         <w:numPr>
           <w:ilvl w:val="0"/>
-          <w:numId w:val="16"/>
+          <w:numId w:val="23"/>
         </w:numPr>
         <w:spacing w:before="100" w:beforeAutospacing="1" w:after="100" w:afterAutospacing="1"/>
         <w:jc w:val="both"/>
@@ -1435,43 +1509,28 @@
         <w:rPr>
           <w:szCs w:val="24"/>
         </w:rPr>
-        <w:t xml:space="preserve">Fixed race-condition issues in </w:t>
-      </w:r>
-      <w:proofErr w:type="gramStart"/>
-      <w:r>
-        <w:rPr>
-          <w:szCs w:val="24"/>
-        </w:rPr>
-        <w:t>Redux</w:t>
-      </w:r>
-      <w:proofErr w:type="gramEnd"/>
-      <w:r>
-        <w:rPr>
-          <w:szCs w:val="24"/>
-        </w:rPr>
-        <w:t xml:space="preserve"> </w:t>
-      </w:r>
-      <w:proofErr w:type="spellStart"/>
-      <w:r>
-        <w:rPr>
-          <w:szCs w:val="24"/>
-        </w:rPr>
-        <w:t>async</w:t>
-      </w:r>
-      <w:proofErr w:type="spellEnd"/>
-      <w:r>
-        <w:rPr>
-          <w:szCs w:val="24"/>
-        </w:rPr>
-        <w:t xml:space="preserve"> actions where fast user navigation caused stale profile data to appear, replacing fragile promise chains with safer request cancellation patterns.</w:t>
+        <w:t xml:space="preserve">Designed and maintained </w:t>
+      </w:r>
+      <w:r>
+        <w:rPr>
+          <w:b/>
+          <w:bCs/>
+          <w:szCs w:val="24"/>
+        </w:rPr>
+        <w:t>Spring Boot 2.x</w:t>
+      </w:r>
+      <w:r>
+        <w:rPr>
+          <w:szCs w:val="24"/>
+        </w:rPr>
+        <w:t xml:space="preserve"> REST services for authentication, payment workflows, reporting, and customer profile management.</w:t>
       </w:r>
     </w:p>
     <w:p>
       <w:pPr>
-        <w:pStyle w:val="ListParagraph"/>
         <w:numPr>
           <w:ilvl w:val="0"/>
-          <w:numId w:val="16"/>
+          <w:numId w:val="23"/>
         </w:numPr>
         <w:spacing w:before="100" w:beforeAutospacing="1" w:after="100" w:afterAutospacing="1"/>
         <w:jc w:val="both"/>
@@ -1483,15 +1542,28 @@
         <w:rPr>
           <w:szCs w:val="24"/>
         </w:rPr>
-        <w:t>Implemented responsive dashboards with charts, filters, export actions, and server-side sorting, helping business users analyze operational metrics without relying on manual spreadsheet reports.</w:t>
+        <w:t xml:space="preserve">Fixed a duplicate-payment production issue by adding </w:t>
+      </w:r>
+      <w:proofErr w:type="spellStart"/>
+      <w:r>
+        <w:rPr>
+          <w:szCs w:val="24"/>
+        </w:rPr>
+        <w:t>idempotency</w:t>
+      </w:r>
+      <w:proofErr w:type="spellEnd"/>
+      <w:r>
+        <w:rPr>
+          <w:szCs w:val="24"/>
+        </w:rPr>
+        <w:t xml:space="preserve"> keys, database constraints, and safer retry handling around external payment provider calls.</w:t>
       </w:r>
     </w:p>
     <w:p>
       <w:pPr>
-        <w:pStyle w:val="ListParagraph"/>
         <w:numPr>
           <w:ilvl w:val="0"/>
-          <w:numId w:val="16"/>
+          <w:numId w:val="23"/>
         </w:numPr>
         <w:spacing w:before="100" w:beforeAutospacing="1" w:after="100" w:afterAutospacing="1"/>
         <w:jc w:val="both"/>
@@ -1503,29 +1575,15 @@
         <w:rPr>
           <w:szCs w:val="24"/>
         </w:rPr>
-        <w:t xml:space="preserve">Improved frontend performance by splitting </w:t>
-      </w:r>
-      <w:proofErr w:type="spellStart"/>
-      <w:r>
-        <w:rPr>
-          <w:szCs w:val="24"/>
-        </w:rPr>
-        <w:t>Webpack</w:t>
-      </w:r>
-      <w:proofErr w:type="spellEnd"/>
-      <w:r>
-        <w:rPr>
-          <w:szCs w:val="24"/>
-        </w:rPr>
-        <w:t xml:space="preserve"> bundles, removing unused dependencies, and applying route-based lazy loading, reducing initial JavaScript payload by </w:t>
-      </w:r>
-      <w:r>
-        <w:rPr>
-          <w:b/>
-          <w:bCs/>
-          <w:szCs w:val="24"/>
-        </w:rPr>
-        <w:t>34%</w:t>
+        <w:t xml:space="preserve">Improved backend performance by refactoring large service methods, introducing DTO projections, and optimizing PostgreSQL queries, reducing API latency by </w:t>
+      </w:r>
+      <w:r>
+        <w:rPr>
+          <w:b/>
+          <w:bCs/>
+          <w:szCs w:val="24"/>
+        </w:rPr>
+        <w:t>36%</w:t>
       </w:r>
       <w:r>
         <w:rPr>
@@ -1536,10 +1594,9 @@
     </w:p>
     <w:p>
       <w:pPr>
-        <w:pStyle w:val="ListParagraph"/>
         <w:numPr>
           <w:ilvl w:val="0"/>
-          <w:numId w:val="16"/>
+          <w:numId w:val="23"/>
         </w:numPr>
         <w:spacing w:before="100" w:beforeAutospacing="1" w:after="100" w:afterAutospacing="1"/>
         <w:jc w:val="both"/>
@@ -1551,29 +1608,42 @@
         <w:rPr>
           <w:szCs w:val="24"/>
         </w:rPr>
-        <w:t xml:space="preserve">Worked closely with backend teams using </w:t>
-      </w:r>
-      <w:r>
-        <w:rPr>
-          <w:b/>
-          <w:bCs/>
-          <w:szCs w:val="24"/>
-        </w:rPr>
-        <w:t>Node.js 8–12</w:t>
-      </w:r>
-      <w:r>
-        <w:rPr>
-          <w:szCs w:val="24"/>
-        </w:rPr>
-        <w:t>, Express.js, PostgreSQL, and REST APIs to align frontend contracts with stable versioned endpoints.</w:t>
+        <w:t xml:space="preserve">Upgraded Java services from </w:t>
+      </w:r>
+      <w:r>
+        <w:rPr>
+          <w:b/>
+          <w:bCs/>
+          <w:szCs w:val="24"/>
+        </w:rPr>
+        <w:t>Java 8</w:t>
+      </w:r>
+      <w:r>
+        <w:rPr>
+          <w:szCs w:val="24"/>
+        </w:rPr>
+        <w:t xml:space="preserve"> toward </w:t>
+      </w:r>
+      <w:r>
+        <w:rPr>
+          <w:b/>
+          <w:bCs/>
+          <w:szCs w:val="24"/>
+        </w:rPr>
+        <w:t>Java 11</w:t>
+      </w:r>
+      <w:r>
+        <w:rPr>
+          <w:szCs w:val="24"/>
+        </w:rPr>
+        <w:t xml:space="preserve"> where library compatibility allowed, resolving dependency conflicts and improving long-term maintainability.</w:t>
       </w:r>
     </w:p>
     <w:p>
       <w:pPr>
-        <w:pStyle w:val="ListParagraph"/>
         <w:numPr>
           <w:ilvl w:val="0"/>
-          <w:numId w:val="16"/>
+          <w:numId w:val="23"/>
         </w:numPr>
         <w:spacing w:before="100" w:beforeAutospacing="1" w:after="100" w:afterAutospacing="1"/>
         <w:jc w:val="both"/>
@@ -1585,29 +1655,28 @@
         <w:rPr>
           <w:szCs w:val="24"/>
         </w:rPr>
-        <w:t xml:space="preserve">Created reusable authentication flows with JWT, refresh-token handling, protected routes, and user-session recovery, reducing login-related support tickets by </w:t>
-      </w:r>
-      <w:r>
-        <w:rPr>
-          <w:b/>
-          <w:bCs/>
-          <w:szCs w:val="24"/>
-        </w:rPr>
-        <w:t>22%</w:t>
-      </w:r>
-      <w:r>
-        <w:rPr>
-          <w:szCs w:val="24"/>
-        </w:rPr>
-        <w:t>.</w:t>
+        <w:t xml:space="preserve">Implemented </w:t>
+      </w:r>
+      <w:r>
+        <w:rPr>
+          <w:b/>
+          <w:bCs/>
+          <w:szCs w:val="24"/>
+        </w:rPr>
+        <w:t>Spring Security 5.x</w:t>
+      </w:r>
+      <w:r>
+        <w:rPr>
+          <w:szCs w:val="24"/>
+        </w:rPr>
+        <w:t xml:space="preserve"> role-based access control with JWT validation, permission checks, and audit-friendly request logging for sensitive workflows.</w:t>
       </w:r>
     </w:p>
     <w:p>
       <w:pPr>
-        <w:pStyle w:val="ListParagraph"/>
         <w:numPr>
           <w:ilvl w:val="0"/>
-          <w:numId w:val="16"/>
+          <w:numId w:val="23"/>
         </w:numPr>
         <w:spacing w:before="100" w:beforeAutospacing="1" w:after="100" w:afterAutospacing="1"/>
         <w:jc w:val="both"/>
@@ -1619,29 +1688,42 @@
         <w:rPr>
           <w:szCs w:val="24"/>
         </w:rPr>
-        <w:t xml:space="preserve">Added Jest and Enzyme tests for shared components and </w:t>
-      </w:r>
-      <w:proofErr w:type="gramStart"/>
-      <w:r>
-        <w:rPr>
-          <w:szCs w:val="24"/>
-        </w:rPr>
-        <w:t>Redux</w:t>
-      </w:r>
-      <w:proofErr w:type="gramEnd"/>
-      <w:r>
-        <w:rPr>
-          <w:szCs w:val="24"/>
-        </w:rPr>
-        <w:t xml:space="preserve"> reducers, strengthening release confidence for large client platforms with frequent requirement changes.</w:t>
+        <w:t xml:space="preserve">Added JUnit, </w:t>
+      </w:r>
+      <w:proofErr w:type="spellStart"/>
+      <w:r>
+        <w:rPr>
+          <w:szCs w:val="24"/>
+        </w:rPr>
+        <w:t>Mockito</w:t>
+      </w:r>
+      <w:proofErr w:type="spellEnd"/>
+      <w:r>
+        <w:rPr>
+          <w:szCs w:val="24"/>
+        </w:rPr>
+        <w:t xml:space="preserve">, and integration tests around high-risk transaction flows, increasing backend test coverage by </w:t>
+      </w:r>
+      <w:r>
+        <w:rPr>
+          <w:b/>
+          <w:bCs/>
+          <w:szCs w:val="24"/>
+        </w:rPr>
+        <w:t>28%</w:t>
+      </w:r>
+      <w:r>
+        <w:rPr>
+          <w:szCs w:val="24"/>
+        </w:rPr>
+        <w:t xml:space="preserve"> and reducing regression defects.</w:t>
       </w:r>
     </w:p>
     <w:p>
       <w:pPr>
-        <w:pStyle w:val="ListParagraph"/>
         <w:numPr>
           <w:ilvl w:val="0"/>
-          <w:numId w:val="16"/>
+          <w:numId w:val="23"/>
         </w:numPr>
         <w:spacing w:before="100" w:beforeAutospacing="1" w:after="100" w:afterAutospacing="1"/>
         <w:jc w:val="both"/>
@@ -1653,15 +1735,28 @@
         <w:rPr>
           <w:szCs w:val="24"/>
         </w:rPr>
-        <w:t>Supported production debugging through browser profiling, network tracing, and log correlation, resolving rendering, caching, and inconsistent API-response issues under tight release timelines.</w:t>
+        <w:t xml:space="preserve">Improved frontend reliability by fixing unnecessary React re-renders, stabilizing </w:t>
+      </w:r>
+      <w:proofErr w:type="gramStart"/>
+      <w:r>
+        <w:rPr>
+          <w:szCs w:val="24"/>
+        </w:rPr>
+        <w:t>Redux</w:t>
+      </w:r>
+      <w:proofErr w:type="gramEnd"/>
+      <w:r>
+        <w:rPr>
+          <w:szCs w:val="24"/>
+        </w:rPr>
+        <w:t xml:space="preserve"> state updates, and adding Cypress tests for checkout and onboarding flows.</w:t>
       </w:r>
     </w:p>
     <w:p>
       <w:pPr>
-        <w:pStyle w:val="ListParagraph"/>
         <w:numPr>
           <w:ilvl w:val="0"/>
-          <w:numId w:val="16"/>
+          <w:numId w:val="23"/>
         </w:numPr>
         <w:spacing w:before="100" w:beforeAutospacing="1" w:after="100" w:afterAutospacing="1"/>
         <w:jc w:val="both"/>
@@ -1673,21 +1768,7 @@
         <w:rPr>
           <w:szCs w:val="24"/>
         </w:rPr>
-        <w:t xml:space="preserve">Collaborated flexibly across frontend, backend, QA, and client-facing discussions, translating business requirements into stable React features without </w:t>
-      </w:r>
-      <w:proofErr w:type="spellStart"/>
-      <w:r>
-        <w:rPr>
-          <w:szCs w:val="24"/>
-        </w:rPr>
-        <w:t>overengineering</w:t>
-      </w:r>
-      <w:proofErr w:type="spellEnd"/>
-      <w:r>
-        <w:rPr>
-          <w:szCs w:val="24"/>
-        </w:rPr>
-        <w:t xml:space="preserve"> the solution.</w:t>
+        <w:t>Worked flexibly across frontend, backend, database, and release support, helping teams deliver new features while quickly resolving urgent production issues.</w:t>
       </w:r>
     </w:p>
     <w:p>
@@ -1752,10 +1833,9 @@
     </w:p>
     <w:p>
       <w:pPr>
-        <w:pStyle w:val="ListParagraph"/>
         <w:numPr>
           <w:ilvl w:val="0"/>
-          <w:numId w:val="17"/>
+          <w:numId w:val="24"/>
         </w:numPr>
         <w:spacing w:before="100" w:beforeAutospacing="1" w:after="100" w:afterAutospacing="1"/>
         <w:jc w:val="both"/>
@@ -1767,7 +1847,7 @@
         <w:rPr>
           <w:szCs w:val="24"/>
         </w:rPr>
-        <w:t xml:space="preserve">Built interactive marketing, </w:t>
+        <w:t xml:space="preserve">Developed customer-facing </w:t>
       </w:r>
       <w:proofErr w:type="spellStart"/>
       <w:r>
@@ -1781,29 +1861,98 @@
         <w:rPr>
           <w:szCs w:val="24"/>
         </w:rPr>
-        <w:t xml:space="preserve">, and booking interfaces using JavaScript ES6, early </w:t>
-      </w:r>
-      <w:r>
-        <w:rPr>
-          <w:b/>
-          <w:bCs/>
-          <w:szCs w:val="24"/>
-        </w:rPr>
-        <w:t>React.js 0.14–15</w:t>
-      </w:r>
-      <w:r>
-        <w:rPr>
-          <w:szCs w:val="24"/>
-        </w:rPr>
-        <w:t>, jQuery, Bootstrap, Sass, and REST-based integrations.</w:t>
+        <w:t xml:space="preserve"> and business web applications using </w:t>
+      </w:r>
+      <w:r>
+        <w:rPr>
+          <w:b/>
+          <w:bCs/>
+          <w:szCs w:val="24"/>
+        </w:rPr>
+        <w:t>Java 8</w:t>
+      </w:r>
+      <w:r>
+        <w:rPr>
+          <w:szCs w:val="24"/>
+        </w:rPr>
+        <w:t xml:space="preserve">, </w:t>
+      </w:r>
+      <w:r>
+        <w:rPr>
+          <w:b/>
+          <w:bCs/>
+          <w:szCs w:val="24"/>
+        </w:rPr>
+        <w:t>Spring MVC 4.x</w:t>
+      </w:r>
+      <w:r>
+        <w:rPr>
+          <w:szCs w:val="24"/>
+        </w:rPr>
+        <w:t xml:space="preserve">, </w:t>
+      </w:r>
+      <w:r>
+        <w:rPr>
+          <w:b/>
+          <w:bCs/>
+          <w:szCs w:val="24"/>
+        </w:rPr>
+        <w:t>Hibernate 4.x</w:t>
+      </w:r>
+      <w:r>
+        <w:rPr>
+          <w:szCs w:val="24"/>
+        </w:rPr>
+        <w:t xml:space="preserve">, </w:t>
+      </w:r>
+      <w:r>
+        <w:rPr>
+          <w:b/>
+          <w:bCs/>
+          <w:szCs w:val="24"/>
+        </w:rPr>
+        <w:t>JSP</w:t>
+      </w:r>
+      <w:r>
+        <w:rPr>
+          <w:szCs w:val="24"/>
+        </w:rPr>
+        <w:t xml:space="preserve">, </w:t>
+      </w:r>
+      <w:r>
+        <w:rPr>
+          <w:b/>
+          <w:bCs/>
+          <w:szCs w:val="24"/>
+        </w:rPr>
+        <w:t>jQuery</w:t>
+      </w:r>
+      <w:r>
+        <w:rPr>
+          <w:szCs w:val="24"/>
+        </w:rPr>
+        <w:t xml:space="preserve">, and </w:t>
+      </w:r>
+      <w:r>
+        <w:rPr>
+          <w:b/>
+          <w:bCs/>
+          <w:szCs w:val="24"/>
+        </w:rPr>
+        <w:t>Bootstrap 3</w:t>
+      </w:r>
+      <w:r>
+        <w:rPr>
+          <w:szCs w:val="24"/>
+        </w:rPr>
+        <w:t>, keeping the stack realistic for the period.</w:t>
       </w:r>
     </w:p>
     <w:p>
       <w:pPr>
-        <w:pStyle w:val="ListParagraph"/>
         <w:numPr>
           <w:ilvl w:val="0"/>
-          <w:numId w:val="17"/>
+          <w:numId w:val="24"/>
         </w:numPr>
         <w:spacing w:before="100" w:beforeAutospacing="1" w:after="100" w:afterAutospacing="1"/>
         <w:jc w:val="both"/>
@@ -1815,29 +1964,28 @@
         <w:rPr>
           <w:szCs w:val="24"/>
         </w:rPr>
-        <w:t xml:space="preserve">Converted repeated landing-page widgets into reusable JavaScript and React components, improving consistency across client websites and reducing delivery time by </w:t>
-      </w:r>
-      <w:r>
-        <w:rPr>
-          <w:b/>
-          <w:bCs/>
-          <w:szCs w:val="24"/>
-        </w:rPr>
-        <w:t>25%</w:t>
-      </w:r>
-      <w:r>
-        <w:rPr>
-          <w:szCs w:val="24"/>
-        </w:rPr>
-        <w:t>.</w:t>
+        <w:t xml:space="preserve">Built product catalog, checkout, customer profile, and admin modules with </w:t>
+      </w:r>
+      <w:r>
+        <w:rPr>
+          <w:b/>
+          <w:bCs/>
+          <w:szCs w:val="24"/>
+        </w:rPr>
+        <w:t>Spring MVC 4.x</w:t>
+      </w:r>
+      <w:r>
+        <w:rPr>
+          <w:szCs w:val="24"/>
+        </w:rPr>
+        <w:t xml:space="preserve"> controllers and Hibernate-based persistence for stable business workflows.</w:t>
       </w:r>
     </w:p>
     <w:p>
       <w:pPr>
-        <w:pStyle w:val="ListParagraph"/>
         <w:numPr>
           <w:ilvl w:val="0"/>
-          <w:numId w:val="17"/>
+          <w:numId w:val="24"/>
         </w:numPr>
         <w:spacing w:before="100" w:beforeAutospacing="1" w:after="100" w:afterAutospacing="1"/>
         <w:jc w:val="both"/>
@@ -1849,15 +1997,28 @@
         <w:rPr>
           <w:szCs w:val="24"/>
         </w:rPr>
-        <w:t>Fixed browser compatibility issues in Safari, Internet Explorer, and mobile Chrome by replacing fragile CSS hacks with tested responsive layouts and safer event-handling patterns.</w:t>
+        <w:t xml:space="preserve">Improved slow product listing pages by optimizing SQL joins, adding database indexes, and adjusting Hibernate fetch behavior, reducing average page load time by </w:t>
+      </w:r>
+      <w:r>
+        <w:rPr>
+          <w:b/>
+          <w:bCs/>
+          <w:szCs w:val="24"/>
+        </w:rPr>
+        <w:t>27%</w:t>
+      </w:r>
+      <w:r>
+        <w:rPr>
+          <w:szCs w:val="24"/>
+        </w:rPr>
+        <w:t>.</w:t>
       </w:r>
     </w:p>
     <w:p>
       <w:pPr>
-        <w:pStyle w:val="ListParagraph"/>
         <w:numPr>
           <w:ilvl w:val="0"/>
-          <w:numId w:val="17"/>
+          <w:numId w:val="24"/>
         </w:numPr>
         <w:spacing w:before="100" w:beforeAutospacing="1" w:after="100" w:afterAutospacing="1"/>
         <w:jc w:val="both"/>
@@ -1869,15 +2030,14 @@
         <w:rPr>
           <w:szCs w:val="24"/>
         </w:rPr>
-        <w:t>Implemented cart, checkout, filtering, and account screens connected to PHP and Node.js services, improving customer journeys for small business and retail clients.</w:t>
+        <w:t>Fixed a checkout calculation bug where cart discounts were applied twice after quantity changes, adding backend validation and regression tests to prevent repeated billing issues.</w:t>
       </w:r>
     </w:p>
     <w:p>
       <w:pPr>
-        <w:pStyle w:val="ListParagraph"/>
         <w:numPr>
           <w:ilvl w:val="0"/>
-          <w:numId w:val="17"/>
+          <w:numId w:val="24"/>
         </w:numPr>
         <w:spacing w:before="100" w:beforeAutospacing="1" w:after="100" w:afterAutospacing="1"/>
         <w:jc w:val="both"/>
@@ -1889,29 +2049,14 @@
         <w:rPr>
           <w:szCs w:val="24"/>
         </w:rPr>
-        <w:t xml:space="preserve">Optimized image-heavy pages with lazy loading, compression, cache headers, and asset bundling, improving average page-load speed by </w:t>
-      </w:r>
-      <w:r>
-        <w:rPr>
-          <w:b/>
-          <w:bCs/>
-          <w:szCs w:val="24"/>
-        </w:rPr>
-        <w:t>31%</w:t>
-      </w:r>
-      <w:r>
-        <w:rPr>
-          <w:szCs w:val="24"/>
-        </w:rPr>
-        <w:t xml:space="preserve"> on campaign websites.</w:t>
+        <w:t>Implemented reusable JSP templates, jQuery validation patterns, and Bootstrap-based layouts that reduced duplicated UI code across marketing and order-management pages.</w:t>
       </w:r>
     </w:p>
     <w:p>
       <w:pPr>
-        <w:pStyle w:val="ListParagraph"/>
         <w:numPr>
           <w:ilvl w:val="0"/>
-          <w:numId w:val="17"/>
+          <w:numId w:val="24"/>
         </w:numPr>
         <w:spacing w:before="100" w:beforeAutospacing="1" w:after="100" w:afterAutospacing="1"/>
         <w:jc w:val="both"/>
@@ -1923,43 +2068,29 @@
         <w:rPr>
           <w:szCs w:val="24"/>
         </w:rPr>
-        <w:t xml:space="preserve">Resolved production issues where duplicate form submissions created repeated leads, adding frontend </w:t>
-      </w:r>
-      <w:proofErr w:type="spellStart"/>
-      <w:r>
-        <w:rPr>
-          <w:szCs w:val="24"/>
-        </w:rPr>
-        <w:t>debounce</w:t>
-      </w:r>
-      <w:proofErr w:type="spellEnd"/>
-      <w:r>
-        <w:rPr>
-          <w:szCs w:val="24"/>
-        </w:rPr>
-        <w:t xml:space="preserve"> logic and backend </w:t>
-      </w:r>
-      <w:proofErr w:type="spellStart"/>
-      <w:r>
-        <w:rPr>
-          <w:szCs w:val="24"/>
-        </w:rPr>
-        <w:t>idempotency</w:t>
-      </w:r>
-      <w:proofErr w:type="spellEnd"/>
-      <w:r>
-        <w:rPr>
-          <w:szCs w:val="24"/>
-        </w:rPr>
-        <w:t xml:space="preserve"> checks with clear user feedback.</w:t>
+        <w:lastRenderedPageBreak/>
+        <w:t xml:space="preserve">Supported limited </w:t>
+      </w:r>
+      <w:r>
+        <w:rPr>
+          <w:b/>
+          <w:bCs/>
+          <w:szCs w:val="24"/>
+        </w:rPr>
+        <w:t>React 15.x</w:t>
+      </w:r>
+      <w:r>
+        <w:rPr>
+          <w:szCs w:val="24"/>
+        </w:rPr>
+        <w:t xml:space="preserve"> component work only for selected interactive widgets, avoiding overuse where traditional JSP and jQuery were more appropriate for the platform.</w:t>
       </w:r>
     </w:p>
     <w:p>
       <w:pPr>
-        <w:pStyle w:val="ListParagraph"/>
         <w:numPr>
           <w:ilvl w:val="0"/>
-          <w:numId w:val="17"/>
+          <w:numId w:val="24"/>
         </w:numPr>
         <w:spacing w:before="100" w:beforeAutospacing="1" w:after="100" w:afterAutospacing="1"/>
         <w:jc w:val="both"/>
@@ -1971,16 +2102,14 @@
         <w:rPr>
           <w:szCs w:val="24"/>
         </w:rPr>
-        <w:lastRenderedPageBreak/>
-        <w:t>Created admin-facing UI modules for content editing, campaign tracking, and customer inquiries, helping nontechnical users manage digital operations without developer support.</w:t>
+        <w:t>Integrated payment, email notification, and order-status APIs through Java service classes with retry handling, structured logging, and clearer error tracking.</w:t>
       </w:r>
     </w:p>
     <w:p>
       <w:pPr>
-        <w:pStyle w:val="ListParagraph"/>
         <w:numPr>
           <w:ilvl w:val="0"/>
-          <w:numId w:val="17"/>
+          <w:numId w:val="24"/>
         </w:numPr>
         <w:spacing w:before="100" w:beforeAutospacing="1" w:after="100" w:afterAutospacing="1"/>
         <w:jc w:val="both"/>
@@ -1992,43 +2121,14 @@
         <w:rPr>
           <w:szCs w:val="24"/>
         </w:rPr>
-        <w:t xml:space="preserve">Worked with designers through </w:t>
-      </w:r>
-      <w:proofErr w:type="spellStart"/>
-      <w:r>
-        <w:rPr>
-          <w:szCs w:val="24"/>
-        </w:rPr>
-        <w:t>Figma</w:t>
-      </w:r>
-      <w:proofErr w:type="spellEnd"/>
-      <w:r>
-        <w:rPr>
-          <w:szCs w:val="24"/>
-        </w:rPr>
-        <w:t xml:space="preserve"> and </w:t>
-      </w:r>
-      <w:proofErr w:type="spellStart"/>
-      <w:r>
-        <w:rPr>
-          <w:szCs w:val="24"/>
-        </w:rPr>
-        <w:t>Zeplin</w:t>
-      </w:r>
-      <w:proofErr w:type="spellEnd"/>
-      <w:r>
-        <w:rPr>
-          <w:szCs w:val="24"/>
-        </w:rPr>
-        <w:t>-style handoffs, translating visual requirements into clean HTML5, CSS3, and accessible interactive components.</w:t>
+        <w:t>Resolved production issues caused by session timeout conflicts, inconsistent form validation, and missing null checks in older Java service logic.</w:t>
       </w:r>
     </w:p>
     <w:p>
       <w:pPr>
-        <w:pStyle w:val="ListParagraph"/>
         <w:numPr>
           <w:ilvl w:val="0"/>
-          <w:numId w:val="17"/>
+          <w:numId w:val="24"/>
         </w:numPr>
         <w:spacing w:before="100" w:beforeAutospacing="1" w:after="100" w:afterAutospacing="1"/>
         <w:jc w:val="both"/>
@@ -2040,15 +2140,14 @@
         <w:rPr>
           <w:szCs w:val="24"/>
         </w:rPr>
-        <w:t>Added unit and smoke tests around critical JavaScript behavior, reducing regressions during frequent client changes and urgent campaign launches.</w:t>
+        <w:t>Worked closely with QA and business teams to reproduce browser-specific bugs, document edge cases, and deliver fixes without breaking existing customer flows.</w:t>
       </w:r>
     </w:p>
     <w:p>
       <w:pPr>
-        <w:pStyle w:val="ListParagraph"/>
         <w:numPr>
           <w:ilvl w:val="0"/>
-          <w:numId w:val="17"/>
+          <w:numId w:val="24"/>
         </w:numPr>
         <w:spacing w:before="100" w:beforeAutospacing="1" w:after="100" w:afterAutospacing="1"/>
         <w:jc w:val="both"/>
@@ -2060,21 +2159,7 @@
         <w:rPr>
           <w:szCs w:val="24"/>
         </w:rPr>
-        <w:t xml:space="preserve">Strengthened frontend foundations by applying component-based thinking before React became the main stack, making later </w:t>
-      </w:r>
-      <w:proofErr w:type="gramStart"/>
-      <w:r>
-        <w:rPr>
-          <w:szCs w:val="24"/>
-        </w:rPr>
-        <w:t>React</w:t>
-      </w:r>
-      <w:proofErr w:type="gramEnd"/>
-      <w:r>
-        <w:rPr>
-          <w:szCs w:val="24"/>
-        </w:rPr>
-        <w:t xml:space="preserve"> adoption smoother and more practical.</w:t>
+        <w:t>Improved release stability by reviewing deployment logs, database migration scripts, and application server configuration before production updates.</w:t>
       </w:r>
     </w:p>
     <w:p>
@@ -2133,10 +2218,9 @@
     </w:p>
     <w:p>
       <w:pPr>
-        <w:pStyle w:val="ListParagraph"/>
         <w:numPr>
           <w:ilvl w:val="0"/>
-          <w:numId w:val="18"/>
+          <w:numId w:val="25"/>
         </w:numPr>
         <w:spacing w:before="100" w:beforeAutospacing="1" w:after="100" w:afterAutospacing="1"/>
         <w:jc w:val="both"/>
@@ -2148,15 +2232,112 @@
         <w:rPr>
           <w:szCs w:val="24"/>
         </w:rPr>
-        <w:t>Supported business web applications using JavaScript, jQuery, HTML5, CSS3, Bootstrap, PHP, and MySQL, building a strong frontend foundation before modern React adoption became common.</w:t>
+        <w:t xml:space="preserve">Supported internal business applications using </w:t>
+      </w:r>
+      <w:r>
+        <w:rPr>
+          <w:b/>
+          <w:bCs/>
+          <w:szCs w:val="24"/>
+        </w:rPr>
+        <w:t>Java 6.x–7.x</w:t>
+      </w:r>
+      <w:r>
+        <w:rPr>
+          <w:szCs w:val="24"/>
+        </w:rPr>
+        <w:t xml:space="preserve">, </w:t>
+      </w:r>
+      <w:r>
+        <w:rPr>
+          <w:b/>
+          <w:bCs/>
+          <w:szCs w:val="24"/>
+        </w:rPr>
+        <w:t>Spring MVC 3.x</w:t>
+      </w:r>
+      <w:r>
+        <w:rPr>
+          <w:szCs w:val="24"/>
+        </w:rPr>
+        <w:t xml:space="preserve">, </w:t>
+      </w:r>
+      <w:r>
+        <w:rPr>
+          <w:b/>
+          <w:bCs/>
+          <w:szCs w:val="24"/>
+        </w:rPr>
+        <w:t>JSP</w:t>
+      </w:r>
+      <w:r>
+        <w:rPr>
+          <w:szCs w:val="24"/>
+        </w:rPr>
+        <w:t xml:space="preserve">, </w:t>
+      </w:r>
+      <w:r>
+        <w:rPr>
+          <w:b/>
+          <w:bCs/>
+          <w:szCs w:val="24"/>
+        </w:rPr>
+        <w:t>Servlets</w:t>
+      </w:r>
+      <w:r>
+        <w:rPr>
+          <w:szCs w:val="24"/>
+        </w:rPr>
+        <w:t xml:space="preserve">, </w:t>
+      </w:r>
+      <w:r>
+        <w:rPr>
+          <w:b/>
+          <w:bCs/>
+          <w:szCs w:val="24"/>
+        </w:rPr>
+        <w:t>Hibernate 3.x–4.x</w:t>
+      </w:r>
+      <w:r>
+        <w:rPr>
+          <w:szCs w:val="24"/>
+        </w:rPr>
+        <w:t xml:space="preserve">, </w:t>
+      </w:r>
+      <w:r>
+        <w:rPr>
+          <w:b/>
+          <w:bCs/>
+          <w:szCs w:val="24"/>
+        </w:rPr>
+        <w:t>jQuery 1.x</w:t>
+      </w:r>
+      <w:r>
+        <w:rPr>
+          <w:szCs w:val="24"/>
+        </w:rPr>
+        <w:t xml:space="preserve">, and </w:t>
+      </w:r>
+      <w:r>
+        <w:rPr>
+          <w:b/>
+          <w:bCs/>
+          <w:szCs w:val="24"/>
+        </w:rPr>
+        <w:t>MySQL</w:t>
+      </w:r>
+      <w:r>
+        <w:rPr>
+          <w:szCs w:val="24"/>
+        </w:rPr>
+        <w:t>, keeping the stack realistic for that period.</w:t>
       </w:r>
     </w:p>
     <w:p>
       <w:pPr>
-        <w:pStyle w:val="ListParagraph"/>
         <w:numPr>
           <w:ilvl w:val="0"/>
-          <w:numId w:val="18"/>
+          <w:numId w:val="25"/>
         </w:numPr>
         <w:spacing w:before="100" w:beforeAutospacing="1" w:after="100" w:afterAutospacing="1"/>
         <w:jc w:val="both"/>
@@ -2168,29 +2349,44 @@
         <w:rPr>
           <w:szCs w:val="24"/>
         </w:rPr>
-        <w:t xml:space="preserve">Created responsive UI screens for internal reporting, customer records, and content workflows, improving usability for staff </w:t>
+        <w:t xml:space="preserve">Built CRUD screens for customer records, internal reports, admin settings, and approval workflows with </w:t>
+      </w:r>
+      <w:r>
+        <w:rPr>
+          <w:b/>
+          <w:bCs/>
+          <w:szCs w:val="24"/>
+        </w:rPr>
+        <w:t>JSP</w:t>
+      </w:r>
+      <w:r>
+        <w:rPr>
+          <w:szCs w:val="24"/>
+        </w:rPr>
+        <w:t xml:space="preserve">, </w:t>
       </w:r>
       <w:proofErr w:type="gramStart"/>
       <w:r>
         <w:rPr>
           <w:szCs w:val="24"/>
         </w:rPr>
-        <w:t>who</w:t>
+        <w:t>Spring</w:t>
       </w:r>
       <w:proofErr w:type="gramEnd"/>
       <w:r>
         <w:rPr>
           <w:szCs w:val="24"/>
         </w:rPr>
-        <w:t xml:space="preserve"> previously depended on manual spreadsheet updates.</w:t>
-      </w:r>
+        <w:t xml:space="preserve"> controllers, and Hibernate-based data access.</w:t>
+      </w:r>
+      <w:bookmarkStart w:id="0" w:name="_GoBack"/>
+      <w:bookmarkEnd w:id="0"/>
     </w:p>
     <w:p>
       <w:pPr>
-        <w:pStyle w:val="ListParagraph"/>
         <w:numPr>
           <w:ilvl w:val="0"/>
-          <w:numId w:val="18"/>
+          <w:numId w:val="25"/>
         </w:numPr>
         <w:spacing w:before="100" w:beforeAutospacing="1" w:after="100" w:afterAutospacing="1"/>
         <w:jc w:val="both"/>
@@ -2202,15 +2398,28 @@
         <w:rPr>
           <w:szCs w:val="24"/>
         </w:rPr>
-        <w:t>Fixed layout breakage, validation errors, and inconsistent browser behavior by testing across common desktop and mobile browsers and documenting repeatable frontend fixes.</w:t>
+        <w:t xml:space="preserve">Fixed form submission issues caused by missing server-side validation, inconsistent null handling, and browser-specific </w:t>
+      </w:r>
+      <w:r>
+        <w:rPr>
+          <w:b/>
+          <w:bCs/>
+          <w:szCs w:val="24"/>
+        </w:rPr>
+        <w:t>jQuery 1.x</w:t>
+      </w:r>
+      <w:r>
+        <w:rPr>
+          <w:szCs w:val="24"/>
+        </w:rPr>
+        <w:t xml:space="preserve"> behavior in older internal modules.</w:t>
       </w:r>
     </w:p>
     <w:p>
       <w:pPr>
-        <w:pStyle w:val="ListParagraph"/>
         <w:numPr>
           <w:ilvl w:val="0"/>
-          <w:numId w:val="18"/>
+          <w:numId w:val="25"/>
         </w:numPr>
         <w:spacing w:before="100" w:beforeAutospacing="1" w:after="100" w:afterAutospacing="1"/>
         <w:jc w:val="both"/>
@@ -2222,15 +2431,28 @@
         <w:rPr>
           <w:szCs w:val="24"/>
         </w:rPr>
-        <w:t>Implemented AJAX-based interactions for search, filtering, and form submission, reducing full-page reloads and making older web applications feel faster for business users.</w:t>
+        <w:t xml:space="preserve">Improved slow report pages by rewriting SQL joins, adding basic indexes, and reducing unnecessary Hibernate lazy-loading calls, improving report response time by </w:t>
+      </w:r>
+      <w:r>
+        <w:rPr>
+          <w:b/>
+          <w:bCs/>
+          <w:szCs w:val="24"/>
+        </w:rPr>
+        <w:t>22%</w:t>
+      </w:r>
+      <w:r>
+        <w:rPr>
+          <w:szCs w:val="24"/>
+        </w:rPr>
+        <w:t>.</w:t>
       </w:r>
     </w:p>
     <w:p>
       <w:pPr>
-        <w:pStyle w:val="ListParagraph"/>
         <w:numPr>
           <w:ilvl w:val="0"/>
-          <w:numId w:val="18"/>
+          <w:numId w:val="25"/>
         </w:numPr>
         <w:spacing w:before="100" w:beforeAutospacing="1" w:after="100" w:afterAutospacing="1"/>
         <w:jc w:val="both"/>
@@ -2242,15 +2464,28 @@
         <w:rPr>
           <w:szCs w:val="24"/>
         </w:rPr>
-        <w:t>Improved client-side validation and server response handling, reducing repeated data-entry mistakes and helping support teams resolve user issues with clearer error messages.</w:t>
+        <w:t xml:space="preserve">Assisted senior engineers in migrating selected modules from raw Servlets into cleaner </w:t>
+      </w:r>
+      <w:r>
+        <w:rPr>
+          <w:b/>
+          <w:bCs/>
+          <w:szCs w:val="24"/>
+        </w:rPr>
+        <w:t>Spring MVC 3.x</w:t>
+      </w:r>
+      <w:r>
+        <w:rPr>
+          <w:szCs w:val="24"/>
+        </w:rPr>
+        <w:t xml:space="preserve"> controller-service patterns for easier maintenance.</w:t>
       </w:r>
     </w:p>
     <w:p>
       <w:pPr>
-        <w:pStyle w:val="ListParagraph"/>
         <w:numPr>
           <w:ilvl w:val="0"/>
-          <w:numId w:val="18"/>
+          <w:numId w:val="25"/>
         </w:numPr>
         <w:spacing w:before="100" w:beforeAutospacing="1" w:after="100" w:afterAutospacing="1"/>
         <w:jc w:val="both"/>
@@ -2262,15 +2497,28 @@
         <w:rPr>
           <w:szCs w:val="24"/>
         </w:rPr>
-        <w:t>Refactored duplicated JavaScript utilities into shared files, making maintenance easier and reducing small regression bugs across related pages and admin screens.</w:t>
+        <w:t xml:space="preserve">Created reusable JSP fragments, validation helpers, and shared Java utility classes that reduced duplicated code across admin and reporting pages by </w:t>
+      </w:r>
+      <w:r>
+        <w:rPr>
+          <w:b/>
+          <w:bCs/>
+          <w:szCs w:val="24"/>
+        </w:rPr>
+        <w:t>18%</w:t>
+      </w:r>
+      <w:r>
+        <w:rPr>
+          <w:szCs w:val="24"/>
+        </w:rPr>
+        <w:t>.</w:t>
       </w:r>
     </w:p>
     <w:p>
       <w:pPr>
-        <w:pStyle w:val="ListParagraph"/>
         <w:numPr>
           <w:ilvl w:val="0"/>
-          <w:numId w:val="18"/>
+          <w:numId w:val="25"/>
         </w:numPr>
         <w:spacing w:before="100" w:beforeAutospacing="1" w:after="100" w:afterAutospacing="1"/>
         <w:jc w:val="both"/>
@@ -2282,23 +2530,28 @@
         <w:rPr>
           <w:szCs w:val="24"/>
         </w:rPr>
-        <w:t>Worked with senior developers on REST-style endpoints, SQL queries, and te</w:t>
-      </w:r>
-      <w:bookmarkStart w:id="0" w:name="_GoBack"/>
-      <w:bookmarkEnd w:id="0"/>
-      <w:r>
-        <w:rPr>
-          <w:szCs w:val="24"/>
-        </w:rPr>
-        <w:t>mplate rendering, gaining practical understanding of how frontend behavior depends on backend contracts.</w:t>
+        <w:t xml:space="preserve">Debugged production issues on </w:t>
+      </w:r>
+      <w:r>
+        <w:rPr>
+          <w:b/>
+          <w:bCs/>
+          <w:szCs w:val="24"/>
+        </w:rPr>
+        <w:t>Apache Tomcat 7.x</w:t>
+      </w:r>
+      <w:r>
+        <w:rPr>
+          <w:szCs w:val="24"/>
+        </w:rPr>
+        <w:t xml:space="preserve"> by reviewing server logs, database connection errors, session timeout behavior, and incorrect environment configuration.</w:t>
       </w:r>
     </w:p>
     <w:p>
       <w:pPr>
-        <w:pStyle w:val="ListParagraph"/>
         <w:numPr>
           <w:ilvl w:val="0"/>
-          <w:numId w:val="18"/>
+          <w:numId w:val="25"/>
         </w:numPr>
         <w:spacing w:before="100" w:beforeAutospacing="1" w:after="100" w:afterAutospacing="1"/>
         <w:jc w:val="both"/>
@@ -2310,15 +2563,14 @@
         <w:rPr>
           <w:szCs w:val="24"/>
         </w:rPr>
-        <w:t>Assisted QA with reproduction steps, browser screenshots, and defect notes, helping engineers identify root causes faster during production support cycles.</w:t>
+        <w:t>Added early JUnit coverage for service-layer methods and common validation rules, helping the team catch regression bugs before small production releases.</w:t>
       </w:r>
     </w:p>
     <w:p>
       <w:pPr>
-        <w:pStyle w:val="ListParagraph"/>
         <w:numPr>
           <w:ilvl w:val="0"/>
-          <w:numId w:val="18"/>
+          <w:numId w:val="25"/>
         </w:numPr>
         <w:spacing w:before="100" w:beforeAutospacing="1" w:after="100" w:afterAutospacing="1"/>
         <w:jc w:val="both"/>
@@ -2330,21 +2582,7 @@
         <w:rPr>
           <w:szCs w:val="24"/>
         </w:rPr>
-        <w:t xml:space="preserve">Built early discipline in clean markup, progressive enhancement, accessibility basics, and practical debugging that later supported stronger </w:t>
-      </w:r>
-      <w:r>
-        <w:rPr>
-          <w:b/>
-          <w:bCs/>
-          <w:szCs w:val="24"/>
-        </w:rPr>
-        <w:t>React.js</w:t>
-      </w:r>
-      <w:r>
-        <w:rPr>
-          <w:szCs w:val="24"/>
-        </w:rPr>
-        <w:t xml:space="preserve"> engineering work.</w:t>
+        <w:t>Worked closely with senior developers, QA, and business users to understand legacy code, reproduce defects, document fixes, and deliver stable application updates.</w:t>
       </w:r>
     </w:p>
     <w:p>
@@ -3176,6 +3414,119 @@
     </w:lvl>
   </w:abstractNum>
   <w:abstractNum w:abstractNumId="5">
+    <w:nsid w:val="24F336F8"/>
+    <w:multiLevelType w:val="hybridMultilevel"/>
+    <w:tmpl w:val="15501F8C"/>
+    <w:lvl w:ilvl="0" w:tplc="04090001">
+      <w:start w:val="1"/>
+      <w:numFmt w:val="bullet"/>
+      <w:lvlText w:val=""/>
+      <w:lvlJc w:val="left"/>
+      <w:pPr>
+        <w:ind w:left="360" w:hanging="360"/>
+      </w:pPr>
+      <w:rPr>
+        <w:rFonts w:ascii="Symbol" w:hAnsi="Symbol" w:hint="default"/>
+      </w:rPr>
+    </w:lvl>
+    <w:lvl w:ilvl="1" w:tplc="04090003" w:tentative="1">
+      <w:start w:val="1"/>
+      <w:numFmt w:val="bullet"/>
+      <w:lvlText w:val="o"/>
+      <w:lvlJc w:val="left"/>
+      <w:pPr>
+        <w:ind w:left="1080" w:hanging="360"/>
+      </w:pPr>
+      <w:rPr>
+        <w:rFonts w:ascii="Courier New" w:hAnsi="Courier New" w:cs="Courier New" w:hint="default"/>
+      </w:rPr>
+    </w:lvl>
+    <w:lvl w:ilvl="2" w:tplc="04090005" w:tentative="1">
+      <w:start w:val="1"/>
+      <w:numFmt w:val="bullet"/>
+      <w:lvlText w:val=""/>
+      <w:lvlJc w:val="left"/>
+      <w:pPr>
+        <w:ind w:left="1800" w:hanging="360"/>
+      </w:pPr>
+      <w:rPr>
+        <w:rFonts w:ascii="Wingdings" w:hAnsi="Wingdings" w:hint="default"/>
+      </w:rPr>
+    </w:lvl>
+    <w:lvl w:ilvl="3" w:tplc="04090001" w:tentative="1">
+      <w:start w:val="1"/>
+      <w:numFmt w:val="bullet"/>
+      <w:lvlText w:val=""/>
+      <w:lvlJc w:val="left"/>
+      <w:pPr>
+        <w:ind w:left="2520" w:hanging="360"/>
+      </w:pPr>
+      <w:rPr>
+        <w:rFonts w:ascii="Symbol" w:hAnsi="Symbol" w:hint="default"/>
+      </w:rPr>
+    </w:lvl>
+    <w:lvl w:ilvl="4" w:tplc="04090003" w:tentative="1">
+      <w:start w:val="1"/>
+      <w:numFmt w:val="bullet"/>
+      <w:lvlText w:val="o"/>
+      <w:lvlJc w:val="left"/>
+      <w:pPr>
+        <w:ind w:left="3240" w:hanging="360"/>
+      </w:pPr>
+      <w:rPr>
+        <w:rFonts w:ascii="Courier New" w:hAnsi="Courier New" w:cs="Courier New" w:hint="default"/>
+      </w:rPr>
+    </w:lvl>
+    <w:lvl w:ilvl="5" w:tplc="04090005" w:tentative="1">
+      <w:start w:val="1"/>
+      <w:numFmt w:val="bullet"/>
+      <w:lvlText w:val=""/>
+      <w:lvlJc w:val="left"/>
+      <w:pPr>
+        <w:ind w:left="3960" w:hanging="360"/>
+      </w:pPr>
+      <w:rPr>
+        <w:rFonts w:ascii="Wingdings" w:hAnsi="Wingdings" w:hint="default"/>
+      </w:rPr>
+    </w:lvl>
+    <w:lvl w:ilvl="6" w:tplc="04090001" w:tentative="1">
+      <w:start w:val="1"/>
+      <w:numFmt w:val="bullet"/>
+      <w:lvlText w:val=""/>
+      <w:lvlJc w:val="left"/>
+      <w:pPr>
+        <w:ind w:left="4680" w:hanging="360"/>
+      </w:pPr>
+      <w:rPr>
+        <w:rFonts w:ascii="Symbol" w:hAnsi="Symbol" w:hint="default"/>
+      </w:rPr>
+    </w:lvl>
+    <w:lvl w:ilvl="7" w:tplc="04090003" w:tentative="1">
+      <w:start w:val="1"/>
+      <w:numFmt w:val="bullet"/>
+      <w:lvlText w:val="o"/>
+      <w:lvlJc w:val="left"/>
+      <w:pPr>
+        <w:ind w:left="5400" w:hanging="360"/>
+      </w:pPr>
+      <w:rPr>
+        <w:rFonts w:ascii="Courier New" w:hAnsi="Courier New" w:cs="Courier New" w:hint="default"/>
+      </w:rPr>
+    </w:lvl>
+    <w:lvl w:ilvl="8" w:tplc="04090005" w:tentative="1">
+      <w:start w:val="1"/>
+      <w:numFmt w:val="bullet"/>
+      <w:lvlText w:val=""/>
+      <w:lvlJc w:val="left"/>
+      <w:pPr>
+        <w:ind w:left="6120" w:hanging="360"/>
+      </w:pPr>
+      <w:rPr>
+        <w:rFonts w:ascii="Wingdings" w:hAnsi="Wingdings" w:hint="default"/>
+      </w:rPr>
+    </w:lvl>
+  </w:abstractNum>
+  <w:abstractNum w:abstractNumId="6">
     <w:nsid w:val="3A1F7EBA"/>
     <w:multiLevelType w:val="hybridMultilevel"/>
     <w:tmpl w:val="10B664AA"/>
@@ -3288,7 +3639,7 @@
       </w:rPr>
     </w:lvl>
   </w:abstractNum>
-  <w:abstractNum w:abstractNumId="6">
+  <w:abstractNum w:abstractNumId="7">
     <w:nsid w:val="3D367DED"/>
     <w:multiLevelType w:val="hybridMultilevel"/>
     <w:tmpl w:val="A87E7CB6"/>
@@ -3401,7 +3752,7 @@
       </w:rPr>
     </w:lvl>
   </w:abstractNum>
-  <w:abstractNum w:abstractNumId="7">
+  <w:abstractNum w:abstractNumId="8">
     <w:nsid w:val="3FA022AE"/>
     <w:multiLevelType w:val="hybridMultilevel"/>
     <w:tmpl w:val="27E83168"/>
@@ -3514,7 +3865,7 @@
       </w:rPr>
     </w:lvl>
   </w:abstractNum>
-  <w:abstractNum w:abstractNumId="8">
+  <w:abstractNum w:abstractNumId="9">
     <w:nsid w:val="45FC2407"/>
     <w:multiLevelType w:val="hybridMultilevel"/>
     <w:tmpl w:val="B58AEA5A"/>
@@ -3628,7 +3979,233 @@
       </w:rPr>
     </w:lvl>
   </w:abstractNum>
-  <w:abstractNum w:abstractNumId="9">
+  <w:abstractNum w:abstractNumId="10">
+    <w:nsid w:val="558B76E8"/>
+    <w:multiLevelType w:val="hybridMultilevel"/>
+    <w:tmpl w:val="F00A6806"/>
+    <w:lvl w:ilvl="0" w:tplc="04090001">
+      <w:start w:val="1"/>
+      <w:numFmt w:val="bullet"/>
+      <w:lvlText w:val=""/>
+      <w:lvlJc w:val="left"/>
+      <w:pPr>
+        <w:ind w:left="360" w:hanging="360"/>
+      </w:pPr>
+      <w:rPr>
+        <w:rFonts w:ascii="Symbol" w:hAnsi="Symbol" w:hint="default"/>
+      </w:rPr>
+    </w:lvl>
+    <w:lvl w:ilvl="1" w:tplc="04090003" w:tentative="1">
+      <w:start w:val="1"/>
+      <w:numFmt w:val="bullet"/>
+      <w:lvlText w:val="o"/>
+      <w:lvlJc w:val="left"/>
+      <w:pPr>
+        <w:ind w:left="1080" w:hanging="360"/>
+      </w:pPr>
+      <w:rPr>
+        <w:rFonts w:ascii="Courier New" w:hAnsi="Courier New" w:cs="Courier New" w:hint="default"/>
+      </w:rPr>
+    </w:lvl>
+    <w:lvl w:ilvl="2" w:tplc="04090005" w:tentative="1">
+      <w:start w:val="1"/>
+      <w:numFmt w:val="bullet"/>
+      <w:lvlText w:val=""/>
+      <w:lvlJc w:val="left"/>
+      <w:pPr>
+        <w:ind w:left="1800" w:hanging="360"/>
+      </w:pPr>
+      <w:rPr>
+        <w:rFonts w:ascii="Wingdings" w:hAnsi="Wingdings" w:hint="default"/>
+      </w:rPr>
+    </w:lvl>
+    <w:lvl w:ilvl="3" w:tplc="04090001" w:tentative="1">
+      <w:start w:val="1"/>
+      <w:numFmt w:val="bullet"/>
+      <w:lvlText w:val=""/>
+      <w:lvlJc w:val="left"/>
+      <w:pPr>
+        <w:ind w:left="2520" w:hanging="360"/>
+      </w:pPr>
+      <w:rPr>
+        <w:rFonts w:ascii="Symbol" w:hAnsi="Symbol" w:hint="default"/>
+      </w:rPr>
+    </w:lvl>
+    <w:lvl w:ilvl="4" w:tplc="04090003" w:tentative="1">
+      <w:start w:val="1"/>
+      <w:numFmt w:val="bullet"/>
+      <w:lvlText w:val="o"/>
+      <w:lvlJc w:val="left"/>
+      <w:pPr>
+        <w:ind w:left="3240" w:hanging="360"/>
+      </w:pPr>
+      <w:rPr>
+        <w:rFonts w:ascii="Courier New" w:hAnsi="Courier New" w:cs="Courier New" w:hint="default"/>
+      </w:rPr>
+    </w:lvl>
+    <w:lvl w:ilvl="5" w:tplc="04090005" w:tentative="1">
+      <w:start w:val="1"/>
+      <w:numFmt w:val="bullet"/>
+      <w:lvlText w:val=""/>
+      <w:lvlJc w:val="left"/>
+      <w:pPr>
+        <w:ind w:left="3960" w:hanging="360"/>
+      </w:pPr>
+      <w:rPr>
+        <w:rFonts w:ascii="Wingdings" w:hAnsi="Wingdings" w:hint="default"/>
+      </w:rPr>
+    </w:lvl>
+    <w:lvl w:ilvl="6" w:tplc="04090001" w:tentative="1">
+      <w:start w:val="1"/>
+      <w:numFmt w:val="bullet"/>
+      <w:lvlText w:val=""/>
+      <w:lvlJc w:val="left"/>
+      <w:pPr>
+        <w:ind w:left="4680" w:hanging="360"/>
+      </w:pPr>
+      <w:rPr>
+        <w:rFonts w:ascii="Symbol" w:hAnsi="Symbol" w:hint="default"/>
+      </w:rPr>
+    </w:lvl>
+    <w:lvl w:ilvl="7" w:tplc="04090003" w:tentative="1">
+      <w:start w:val="1"/>
+      <w:numFmt w:val="bullet"/>
+      <w:lvlText w:val="o"/>
+      <w:lvlJc w:val="left"/>
+      <w:pPr>
+        <w:ind w:left="5400" w:hanging="360"/>
+      </w:pPr>
+      <w:rPr>
+        <w:rFonts w:ascii="Courier New" w:hAnsi="Courier New" w:cs="Courier New" w:hint="default"/>
+      </w:rPr>
+    </w:lvl>
+    <w:lvl w:ilvl="8" w:tplc="04090005" w:tentative="1">
+      <w:start w:val="1"/>
+      <w:numFmt w:val="bullet"/>
+      <w:lvlText w:val=""/>
+      <w:lvlJc w:val="left"/>
+      <w:pPr>
+        <w:ind w:left="6120" w:hanging="360"/>
+      </w:pPr>
+      <w:rPr>
+        <w:rFonts w:ascii="Wingdings" w:hAnsi="Wingdings" w:hint="default"/>
+      </w:rPr>
+    </w:lvl>
+  </w:abstractNum>
+  <w:abstractNum w:abstractNumId="11">
+    <w:nsid w:val="55CA66C6"/>
+    <w:multiLevelType w:val="hybridMultilevel"/>
+    <w:tmpl w:val="ED52FD40"/>
+    <w:lvl w:ilvl="0" w:tplc="04090001">
+      <w:start w:val="1"/>
+      <w:numFmt w:val="bullet"/>
+      <w:lvlText w:val=""/>
+      <w:lvlJc w:val="left"/>
+      <w:pPr>
+        <w:ind w:left="360" w:hanging="360"/>
+      </w:pPr>
+      <w:rPr>
+        <w:rFonts w:ascii="Symbol" w:hAnsi="Symbol" w:hint="default"/>
+      </w:rPr>
+    </w:lvl>
+    <w:lvl w:ilvl="1" w:tplc="04090003" w:tentative="1">
+      <w:start w:val="1"/>
+      <w:numFmt w:val="bullet"/>
+      <w:lvlText w:val="o"/>
+      <w:lvlJc w:val="left"/>
+      <w:pPr>
+        <w:ind w:left="1080" w:hanging="360"/>
+      </w:pPr>
+      <w:rPr>
+        <w:rFonts w:ascii="Courier New" w:hAnsi="Courier New" w:cs="Courier New" w:hint="default"/>
+      </w:rPr>
+    </w:lvl>
+    <w:lvl w:ilvl="2" w:tplc="04090005" w:tentative="1">
+      <w:start w:val="1"/>
+      <w:numFmt w:val="bullet"/>
+      <w:lvlText w:val=""/>
+      <w:lvlJc w:val="left"/>
+      <w:pPr>
+        <w:ind w:left="1800" w:hanging="360"/>
+      </w:pPr>
+      <w:rPr>
+        <w:rFonts w:ascii="Wingdings" w:hAnsi="Wingdings" w:hint="default"/>
+      </w:rPr>
+    </w:lvl>
+    <w:lvl w:ilvl="3" w:tplc="04090001" w:tentative="1">
+      <w:start w:val="1"/>
+      <w:numFmt w:val="bullet"/>
+      <w:lvlText w:val=""/>
+      <w:lvlJc w:val="left"/>
+      <w:pPr>
+        <w:ind w:left="2520" w:hanging="360"/>
+      </w:pPr>
+      <w:rPr>
+        <w:rFonts w:ascii="Symbol" w:hAnsi="Symbol" w:hint="default"/>
+      </w:rPr>
+    </w:lvl>
+    <w:lvl w:ilvl="4" w:tplc="04090003" w:tentative="1">
+      <w:start w:val="1"/>
+      <w:numFmt w:val="bullet"/>
+      <w:lvlText w:val="o"/>
+      <w:lvlJc w:val="left"/>
+      <w:pPr>
+        <w:ind w:left="3240" w:hanging="360"/>
+      </w:pPr>
+      <w:rPr>
+        <w:rFonts w:ascii="Courier New" w:hAnsi="Courier New" w:cs="Courier New" w:hint="default"/>
+      </w:rPr>
+    </w:lvl>
+    <w:lvl w:ilvl="5" w:tplc="04090005" w:tentative="1">
+      <w:start w:val="1"/>
+      <w:numFmt w:val="bullet"/>
+      <w:lvlText w:val=""/>
+      <w:lvlJc w:val="left"/>
+      <w:pPr>
+        <w:ind w:left="3960" w:hanging="360"/>
+      </w:pPr>
+      <w:rPr>
+        <w:rFonts w:ascii="Wingdings" w:hAnsi="Wingdings" w:hint="default"/>
+      </w:rPr>
+    </w:lvl>
+    <w:lvl w:ilvl="6" w:tplc="04090001" w:tentative="1">
+      <w:start w:val="1"/>
+      <w:numFmt w:val="bullet"/>
+      <w:lvlText w:val=""/>
+      <w:lvlJc w:val="left"/>
+      <w:pPr>
+        <w:ind w:left="4680" w:hanging="360"/>
+      </w:pPr>
+      <w:rPr>
+        <w:rFonts w:ascii="Symbol" w:hAnsi="Symbol" w:hint="default"/>
+      </w:rPr>
+    </w:lvl>
+    <w:lvl w:ilvl="7" w:tplc="04090003" w:tentative="1">
+      <w:start w:val="1"/>
+      <w:numFmt w:val="bullet"/>
+      <w:lvlText w:val="o"/>
+      <w:lvlJc w:val="left"/>
+      <w:pPr>
+        <w:ind w:left="5400" w:hanging="360"/>
+      </w:pPr>
+      <w:rPr>
+        <w:rFonts w:ascii="Courier New" w:hAnsi="Courier New" w:cs="Courier New" w:hint="default"/>
+      </w:rPr>
+    </w:lvl>
+    <w:lvl w:ilvl="8" w:tplc="04090005" w:tentative="1">
+      <w:start w:val="1"/>
+      <w:numFmt w:val="bullet"/>
+      <w:lvlText w:val=""/>
+      <w:lvlJc w:val="left"/>
+      <w:pPr>
+        <w:ind w:left="6120" w:hanging="360"/>
+      </w:pPr>
+      <w:rPr>
+        <w:rFonts w:ascii="Wingdings" w:hAnsi="Wingdings" w:hint="default"/>
+      </w:rPr>
+    </w:lvl>
+  </w:abstractNum>
+  <w:abstractNum w:abstractNumId="12">
     <w:nsid w:val="564F6FD0"/>
     <w:multiLevelType w:val="hybridMultilevel"/>
     <w:tmpl w:val="A364B766"/>
@@ -3741,7 +4318,7 @@
       </w:rPr>
     </w:lvl>
   </w:abstractNum>
-  <w:abstractNum w:abstractNumId="10">
+  <w:abstractNum w:abstractNumId="13">
     <w:nsid w:val="5FA03DC3"/>
     <w:multiLevelType w:val="hybridMultilevel"/>
     <w:tmpl w:val="6AD4A6C2"/>
@@ -3854,7 +4431,7 @@
       </w:rPr>
     </w:lvl>
   </w:abstractNum>
-  <w:abstractNum w:abstractNumId="11">
+  <w:abstractNum w:abstractNumId="14">
     <w:nsid w:val="60E046BA"/>
     <w:multiLevelType w:val="hybridMultilevel"/>
     <w:tmpl w:val="42529D7C"/>
@@ -3967,7 +4544,120 @@
       </w:rPr>
     </w:lvl>
   </w:abstractNum>
-  <w:abstractNum w:abstractNumId="12">
+  <w:abstractNum w:abstractNumId="15">
+    <w:nsid w:val="6A3C3B79"/>
+    <w:multiLevelType w:val="hybridMultilevel"/>
+    <w:tmpl w:val="89A63A06"/>
+    <w:lvl w:ilvl="0" w:tplc="04090001">
+      <w:start w:val="1"/>
+      <w:numFmt w:val="bullet"/>
+      <w:lvlText w:val=""/>
+      <w:lvlJc w:val="left"/>
+      <w:pPr>
+        <w:ind w:left="360" w:hanging="360"/>
+      </w:pPr>
+      <w:rPr>
+        <w:rFonts w:ascii="Symbol" w:hAnsi="Symbol" w:hint="default"/>
+      </w:rPr>
+    </w:lvl>
+    <w:lvl w:ilvl="1" w:tplc="04090003" w:tentative="1">
+      <w:start w:val="1"/>
+      <w:numFmt w:val="bullet"/>
+      <w:lvlText w:val="o"/>
+      <w:lvlJc w:val="left"/>
+      <w:pPr>
+        <w:ind w:left="1080" w:hanging="360"/>
+      </w:pPr>
+      <w:rPr>
+        <w:rFonts w:ascii="Courier New" w:hAnsi="Courier New" w:cs="Courier New" w:hint="default"/>
+      </w:rPr>
+    </w:lvl>
+    <w:lvl w:ilvl="2" w:tplc="04090005" w:tentative="1">
+      <w:start w:val="1"/>
+      <w:numFmt w:val="bullet"/>
+      <w:lvlText w:val=""/>
+      <w:lvlJc w:val="left"/>
+      <w:pPr>
+        <w:ind w:left="1800" w:hanging="360"/>
+      </w:pPr>
+      <w:rPr>
+        <w:rFonts w:ascii="Wingdings" w:hAnsi="Wingdings" w:hint="default"/>
+      </w:rPr>
+    </w:lvl>
+    <w:lvl w:ilvl="3" w:tplc="04090001" w:tentative="1">
+      <w:start w:val="1"/>
+      <w:numFmt w:val="bullet"/>
+      <w:lvlText w:val=""/>
+      <w:lvlJc w:val="left"/>
+      <w:pPr>
+        <w:ind w:left="2520" w:hanging="360"/>
+      </w:pPr>
+      <w:rPr>
+        <w:rFonts w:ascii="Symbol" w:hAnsi="Symbol" w:hint="default"/>
+      </w:rPr>
+    </w:lvl>
+    <w:lvl w:ilvl="4" w:tplc="04090003" w:tentative="1">
+      <w:start w:val="1"/>
+      <w:numFmt w:val="bullet"/>
+      <w:lvlText w:val="o"/>
+      <w:lvlJc w:val="left"/>
+      <w:pPr>
+        <w:ind w:left="3240" w:hanging="360"/>
+      </w:pPr>
+      <w:rPr>
+        <w:rFonts w:ascii="Courier New" w:hAnsi="Courier New" w:cs="Courier New" w:hint="default"/>
+      </w:rPr>
+    </w:lvl>
+    <w:lvl w:ilvl="5" w:tplc="04090005" w:tentative="1">
+      <w:start w:val="1"/>
+      <w:numFmt w:val="bullet"/>
+      <w:lvlText w:val=""/>
+      <w:lvlJc w:val="left"/>
+      <w:pPr>
+        <w:ind w:left="3960" w:hanging="360"/>
+      </w:pPr>
+      <w:rPr>
+        <w:rFonts w:ascii="Wingdings" w:hAnsi="Wingdings" w:hint="default"/>
+      </w:rPr>
+    </w:lvl>
+    <w:lvl w:ilvl="6" w:tplc="04090001" w:tentative="1">
+      <w:start w:val="1"/>
+      <w:numFmt w:val="bullet"/>
+      <w:lvlText w:val=""/>
+      <w:lvlJc w:val="left"/>
+      <w:pPr>
+        <w:ind w:left="4680" w:hanging="360"/>
+      </w:pPr>
+      <w:rPr>
+        <w:rFonts w:ascii="Symbol" w:hAnsi="Symbol" w:hint="default"/>
+      </w:rPr>
+    </w:lvl>
+    <w:lvl w:ilvl="7" w:tplc="04090003" w:tentative="1">
+      <w:start w:val="1"/>
+      <w:numFmt w:val="bullet"/>
+      <w:lvlText w:val="o"/>
+      <w:lvlJc w:val="left"/>
+      <w:pPr>
+        <w:ind w:left="5400" w:hanging="360"/>
+      </w:pPr>
+      <w:rPr>
+        <w:rFonts w:ascii="Courier New" w:hAnsi="Courier New" w:cs="Courier New" w:hint="default"/>
+      </w:rPr>
+    </w:lvl>
+    <w:lvl w:ilvl="8" w:tplc="04090005" w:tentative="1">
+      <w:start w:val="1"/>
+      <w:numFmt w:val="bullet"/>
+      <w:lvlText w:val=""/>
+      <w:lvlJc w:val="left"/>
+      <w:pPr>
+        <w:ind w:left="6120" w:hanging="360"/>
+      </w:pPr>
+      <w:rPr>
+        <w:rFonts w:ascii="Wingdings" w:hAnsi="Wingdings" w:hint="default"/>
+      </w:rPr>
+    </w:lvl>
+  </w:abstractNum>
+  <w:abstractNum w:abstractNumId="16">
     <w:nsid w:val="6A50425C"/>
     <w:multiLevelType w:val="hybridMultilevel"/>
     <w:tmpl w:val="EE5281B0"/>
@@ -4080,7 +4770,7 @@
       </w:rPr>
     </w:lvl>
   </w:abstractNum>
-  <w:abstractNum w:abstractNumId="13">
+  <w:abstractNum w:abstractNumId="17">
     <w:nsid w:val="6BB300E2"/>
     <w:multiLevelType w:val="hybridMultilevel"/>
     <w:tmpl w:val="0C6AA49E"/>
@@ -4193,7 +4883,7 @@
       </w:rPr>
     </w:lvl>
   </w:abstractNum>
-  <w:abstractNum w:abstractNumId="14">
+  <w:abstractNum w:abstractNumId="18">
     <w:nsid w:val="6C34686A"/>
     <w:multiLevelType w:val="hybridMultilevel"/>
     <w:tmpl w:val="DEC61218"/>
@@ -4306,7 +4996,120 @@
       </w:rPr>
     </w:lvl>
   </w:abstractNum>
-  <w:abstractNum w:abstractNumId="15">
+  <w:abstractNum w:abstractNumId="19">
+    <w:nsid w:val="6F0B4749"/>
+    <w:multiLevelType w:val="hybridMultilevel"/>
+    <w:tmpl w:val="F2569716"/>
+    <w:lvl w:ilvl="0" w:tplc="04090001">
+      <w:start w:val="1"/>
+      <w:numFmt w:val="bullet"/>
+      <w:lvlText w:val=""/>
+      <w:lvlJc w:val="left"/>
+      <w:pPr>
+        <w:ind w:left="360" w:hanging="360"/>
+      </w:pPr>
+      <w:rPr>
+        <w:rFonts w:ascii="Symbol" w:hAnsi="Symbol" w:hint="default"/>
+      </w:rPr>
+    </w:lvl>
+    <w:lvl w:ilvl="1" w:tplc="04090003" w:tentative="1">
+      <w:start w:val="1"/>
+      <w:numFmt w:val="bullet"/>
+      <w:lvlText w:val="o"/>
+      <w:lvlJc w:val="left"/>
+      <w:pPr>
+        <w:ind w:left="1080" w:hanging="360"/>
+      </w:pPr>
+      <w:rPr>
+        <w:rFonts w:ascii="Courier New" w:hAnsi="Courier New" w:cs="Courier New" w:hint="default"/>
+      </w:rPr>
+    </w:lvl>
+    <w:lvl w:ilvl="2" w:tplc="04090005" w:tentative="1">
+      <w:start w:val="1"/>
+      <w:numFmt w:val="bullet"/>
+      <w:lvlText w:val=""/>
+      <w:lvlJc w:val="left"/>
+      <w:pPr>
+        <w:ind w:left="1800" w:hanging="360"/>
+      </w:pPr>
+      <w:rPr>
+        <w:rFonts w:ascii="Wingdings" w:hAnsi="Wingdings" w:hint="default"/>
+      </w:rPr>
+    </w:lvl>
+    <w:lvl w:ilvl="3" w:tplc="04090001" w:tentative="1">
+      <w:start w:val="1"/>
+      <w:numFmt w:val="bullet"/>
+      <w:lvlText w:val=""/>
+      <w:lvlJc w:val="left"/>
+      <w:pPr>
+        <w:ind w:left="2520" w:hanging="360"/>
+      </w:pPr>
+      <w:rPr>
+        <w:rFonts w:ascii="Symbol" w:hAnsi="Symbol" w:hint="default"/>
+      </w:rPr>
+    </w:lvl>
+    <w:lvl w:ilvl="4" w:tplc="04090003" w:tentative="1">
+      <w:start w:val="1"/>
+      <w:numFmt w:val="bullet"/>
+      <w:lvlText w:val="o"/>
+      <w:lvlJc w:val="left"/>
+      <w:pPr>
+        <w:ind w:left="3240" w:hanging="360"/>
+      </w:pPr>
+      <w:rPr>
+        <w:rFonts w:ascii="Courier New" w:hAnsi="Courier New" w:cs="Courier New" w:hint="default"/>
+      </w:rPr>
+    </w:lvl>
+    <w:lvl w:ilvl="5" w:tplc="04090005" w:tentative="1">
+      <w:start w:val="1"/>
+      <w:numFmt w:val="bullet"/>
+      <w:lvlText w:val=""/>
+      <w:lvlJc w:val="left"/>
+      <w:pPr>
+        <w:ind w:left="3960" w:hanging="360"/>
+      </w:pPr>
+      <w:rPr>
+        <w:rFonts w:ascii="Wingdings" w:hAnsi="Wingdings" w:hint="default"/>
+      </w:rPr>
+    </w:lvl>
+    <w:lvl w:ilvl="6" w:tplc="04090001" w:tentative="1">
+      <w:start w:val="1"/>
+      <w:numFmt w:val="bullet"/>
+      <w:lvlText w:val=""/>
+      <w:lvlJc w:val="left"/>
+      <w:pPr>
+        <w:ind w:left="4680" w:hanging="360"/>
+      </w:pPr>
+      <w:rPr>
+        <w:rFonts w:ascii="Symbol" w:hAnsi="Symbol" w:hint="default"/>
+      </w:rPr>
+    </w:lvl>
+    <w:lvl w:ilvl="7" w:tplc="04090003" w:tentative="1">
+      <w:start w:val="1"/>
+      <w:numFmt w:val="bullet"/>
+      <w:lvlText w:val="o"/>
+      <w:lvlJc w:val="left"/>
+      <w:pPr>
+        <w:ind w:left="5400" w:hanging="360"/>
+      </w:pPr>
+      <w:rPr>
+        <w:rFonts w:ascii="Courier New" w:hAnsi="Courier New" w:cs="Courier New" w:hint="default"/>
+      </w:rPr>
+    </w:lvl>
+    <w:lvl w:ilvl="8" w:tplc="04090005" w:tentative="1">
+      <w:start w:val="1"/>
+      <w:numFmt w:val="bullet"/>
+      <w:lvlText w:val=""/>
+      <w:lvlJc w:val="left"/>
+      <w:pPr>
+        <w:ind w:left="6120" w:hanging="360"/>
+      </w:pPr>
+      <w:rPr>
+        <w:rFonts w:ascii="Wingdings" w:hAnsi="Wingdings" w:hint="default"/>
+      </w:rPr>
+    </w:lvl>
+  </w:abstractNum>
+  <w:abstractNum w:abstractNumId="20">
     <w:nsid w:val="70634E35"/>
     <w:multiLevelType w:val="hybridMultilevel"/>
     <w:tmpl w:val="032E34EA"/>
@@ -4419,7 +5222,7 @@
       </w:rPr>
     </w:lvl>
   </w:abstractNum>
-  <w:abstractNum w:abstractNumId="16">
+  <w:abstractNum w:abstractNumId="21">
     <w:nsid w:val="7285350B"/>
     <w:multiLevelType w:val="hybridMultilevel"/>
     <w:tmpl w:val="5CA82284"/>
@@ -4532,7 +5335,7 @@
       </w:rPr>
     </w:lvl>
   </w:abstractNum>
-  <w:abstractNum w:abstractNumId="17">
+  <w:abstractNum w:abstractNumId="22">
     <w:nsid w:val="74675B2C"/>
     <w:multiLevelType w:val="hybridMultilevel"/>
     <w:tmpl w:val="CA4A17F6"/>
@@ -4645,7 +5448,7 @@
       </w:rPr>
     </w:lvl>
   </w:abstractNum>
-  <w:abstractNum w:abstractNumId="18">
+  <w:abstractNum w:abstractNumId="23">
     <w:nsid w:val="7A2F30BB"/>
     <w:multiLevelType w:val="hybridMultilevel"/>
     <w:tmpl w:val="733085D4"/>
@@ -4758,7 +5561,7 @@
       </w:rPr>
     </w:lvl>
   </w:abstractNum>
-  <w:abstractNum w:abstractNumId="19">
+  <w:abstractNum w:abstractNumId="24">
     <w:nsid w:val="7FE72477"/>
     <w:multiLevelType w:val="hybridMultilevel"/>
     <w:tmpl w:val="BDC6FB42"/>
@@ -4871,13 +5674,13 @@
     </w:lvl>
   </w:abstractNum>
   <w:num w:numId="1">
-    <w:abstractNumId w:val="8"/>
+    <w:abstractNumId w:val="9"/>
   </w:num>
   <w:num w:numId="2">
-    <w:abstractNumId w:val="19"/>
+    <w:abstractNumId w:val="24"/>
   </w:num>
   <w:num w:numId="3">
-    <w:abstractNumId w:val="10"/>
+    <w:abstractNumId w:val="13"/>
   </w:num>
   <w:num w:numId="4">
     <w:abstractNumId w:val="0"/>
@@ -4886,49 +5689,64 @@
     <w:abstractNumId w:val="2"/>
   </w:num>
   <w:num w:numId="6">
-    <w:abstractNumId w:val="11"/>
+    <w:abstractNumId w:val="14"/>
   </w:num>
   <w:num w:numId="7">
     <w:abstractNumId w:val="1"/>
   </w:num>
   <w:num w:numId="8">
-    <w:abstractNumId w:val="13"/>
+    <w:abstractNumId w:val="17"/>
   </w:num>
   <w:num w:numId="9">
-    <w:abstractNumId w:val="12"/>
+    <w:abstractNumId w:val="16"/>
   </w:num>
   <w:num w:numId="10">
-    <w:abstractNumId w:val="15"/>
+    <w:abstractNumId w:val="20"/>
   </w:num>
   <w:num w:numId="11">
-    <w:abstractNumId w:val="17"/>
+    <w:abstractNumId w:val="22"/>
   </w:num>
   <w:num w:numId="12">
-    <w:abstractNumId w:val="18"/>
+    <w:abstractNumId w:val="23"/>
   </w:num>
   <w:num w:numId="13">
-    <w:abstractNumId w:val="9"/>
+    <w:abstractNumId w:val="12"/>
   </w:num>
   <w:num w:numId="14">
     <w:abstractNumId w:val="3"/>
   </w:num>
   <w:num w:numId="15">
-    <w:abstractNumId w:val="14"/>
+    <w:abstractNumId w:val="18"/>
   </w:num>
   <w:num w:numId="16">
-    <w:abstractNumId w:val="7"/>
+    <w:abstractNumId w:val="8"/>
   </w:num>
   <w:num w:numId="17">
-    <w:abstractNumId w:val="5"/>
+    <w:abstractNumId w:val="6"/>
   </w:num>
   <w:num w:numId="18">
-    <w:abstractNumId w:val="16"/>
+    <w:abstractNumId w:val="21"/>
   </w:num>
   <w:num w:numId="19">
     <w:abstractNumId w:val="4"/>
   </w:num>
   <w:num w:numId="20">
-    <w:abstractNumId w:val="6"/>
+    <w:abstractNumId w:val="7"/>
+  </w:num>
+  <w:num w:numId="21">
+    <w:abstractNumId w:val="15"/>
+  </w:num>
+  <w:num w:numId="22">
+    <w:abstractNumId w:val="10"/>
+  </w:num>
+  <w:num w:numId="23">
+    <w:abstractNumId w:val="11"/>
+  </w:num>
+  <w:num w:numId="24">
+    <w:abstractNumId w:val="5"/>
+  </w:num>
+  <w:num w:numId="25">
+    <w:abstractNumId w:val="19"/>
   </w:num>
 </w:numbering>
 </file>

--- a/Rodrigo/React Java/Rodrigo Fernandez.docx
+++ b/Rodrigo/React Java/Rodrigo Fernandez.docx
@@ -127,13 +127,15 @@
         <w:rPr>
           <w:szCs w:val="24"/>
         </w:rPr>
-        <w:t>www.linkedin.com/in/rodrigobermejo-fernández-9a5a0664</w:t>
-      </w:r>
-      <w:r>
-        <w:rPr>
-          <w:szCs w:val="24"/>
-        </w:rPr>
-        <w:t xml:space="preserve"> | </w:t>
+        <w:t>https://www.linkedin.com/in/rodrigo-bermejo-fern%C3%A1ndez-9a5a0664/</w:t>
+      </w:r>
+      <w:bookmarkStart w:id="0" w:name="_GoBack"/>
+      <w:bookmarkEnd w:id="0"/>
+      <w:r>
+        <w:rPr>
+          <w:szCs w:val="24"/>
+        </w:rPr>
+        <w:t xml:space="preserve">| </w:t>
       </w:r>
       <w:r>
         <w:rPr>
@@ -2379,8 +2381,6 @@
         </w:rPr>
         <w:t xml:space="preserve"> controllers, and Hibernate-based data access.</w:t>
       </w:r>
-      <w:bookmarkStart w:id="0" w:name="_GoBack"/>
-      <w:bookmarkEnd w:id="0"/>
     </w:p>
     <w:p>
       <w:pPr>

--- a/Rodrigo/React Java/Rodrigo Fernandez.docx
+++ b/Rodrigo/React Java/Rodrigo Fernandez.docx
@@ -103,6 +103,11 @@
           <w:szCs w:val="24"/>
         </w:rPr>
         <w:br/>
+      </w:r>
+      <w:r>
+        <w:rPr>
+          <w:szCs w:val="24"/>
+        </w:rPr>
         <w:t xml:space="preserve">Katy, Texas </w:t>
       </w:r>
       <w:r>
@@ -115,34 +120,40 @@
         <w:rPr>
           <w:szCs w:val="24"/>
         </w:rPr>
-        <w:t>+1 (407) 801-1287</w:t>
-      </w:r>
-      <w:r>
-        <w:rPr>
-          <w:szCs w:val="24"/>
-        </w:rPr>
-        <w:t xml:space="preserve"> | </w:t>
+        <w:t>+</w:t>
+      </w:r>
+      <w:r>
+        <w:rPr>
+          <w:szCs w:val="24"/>
+        </w:rPr>
+        <w:t>1 (430) 279-2231</w:t>
+      </w:r>
+      <w:r>
+        <w:rPr>
+          <w:szCs w:val="24"/>
+        </w:rPr>
+        <w:t xml:space="preserve">| </w:t>
       </w:r>
       <w:r>
         <w:rPr>
           <w:szCs w:val="24"/>
         </w:rPr>
         <w:t>https://www.linkedin.com/in/rodrigo-bermejo-fern%C3%A1ndez-9a5a0664/</w:t>
+      </w:r>
+      <w:r>
+        <w:rPr>
+          <w:szCs w:val="24"/>
+        </w:rPr>
+        <w:t xml:space="preserve">| </w:t>
+      </w:r>
+      <w:r>
+        <w:rPr>
+          <w:szCs w:val="24"/>
+        </w:rPr>
+        <w:t>rodrigobfdev@gmail.com</w:t>
       </w:r>
       <w:bookmarkStart w:id="0" w:name="_GoBack"/>
       <w:bookmarkEnd w:id="0"/>
-      <w:r>
-        <w:rPr>
-          <w:szCs w:val="24"/>
-        </w:rPr>
-        <w:t xml:space="preserve">| </w:t>
-      </w:r>
-      <w:r>
-        <w:rPr>
-          <w:szCs w:val="24"/>
-        </w:rPr>
-        <w:t>rodrigobfdev@gmail.com</w:t>
-      </w:r>
     </w:p>
     <w:p>
       <w:pPr>
